--- a/03 valorant-agent-research/VALORANT玩法分析.docx
+++ b/03 valorant-agent-research/VALORANT玩法分析.docx
@@ -5,19 +5,38 @@
     <w:p>
       <w:pPr>
         <w:pStyle w:val="Title"/>
+        <w:spacing w:before="1160"/>
       </w:pPr>
       <w:r>
-        <w:t>VALORANT玩法分析</w:t>
+        <w:t>VALORANT战术系统分析</w:t>
+      </w:r>
+    </w:p>
+    <w:p>
+      <w:pPr>
+        <w:ind w:firstLine="0"/>
+      </w:pPr>
+      <w:r>
+        <w:rPr>
+          <w:sz w:val="26"/>
+        </w:rPr>
+        <w:t>从停步开枪到五人进点 英雄技能怎样改变信息 空间与节奏</w:t>
+      </w:r>
+    </w:p>
+    <w:p>
+      <w:pPr>
+        <w:spacing w:before="360"/>
+        <w:ind w:firstLine="0"/>
+      </w:pPr>
+      <w:r>
+        <w:rPr>
+          <w:sz w:val="20"/>
+        </w:rPr>
+        <w:t>玩法系统研究  2026 年 9 月</w:t>
       </w:r>
     </w:p>
     <w:p>
       <w:r>
-        <w:t>无畏契约把不同的技能交给不同英雄，但进入对局以后，很多技能的作用要等队友开枪时才真正显现。一颗烟封住远处的视线，让进点的人少清一个方向；一支侦察箭逼对手处理箭头，让队友得到短暂的进攻机会。只看技能本身的伤害，很难解释这些选择。</w:t>
-      </w:r>
-    </w:p>
-    <w:p>
-      <w:r>
-        <w:t>本文围绕标准爆破玩法展开，重点看英雄技能、地图与回合目标如何影响交战。其他模式作为练习和体验入口提及，不混用它们的经济与胜负规则。</w:t>
+        <w:br w:type="page"/>
       </w:r>
     </w:p>
     <w:p>
@@ -25,18 +44,219 @@
         <w:pStyle w:val="Heading1"/>
       </w:pPr>
       <w:r>
-        <w:t>一 系统和功能</w:t>
+        <w:t>目录</w:t>
+      </w:r>
+    </w:p>
+    <w:p>
+      <w:pPr>
+        <w:spacing w:after="60"/>
+        <w:ind w:firstLine="0"/>
+      </w:pPr>
+      <w:r>
+        <w:t>01 游戏概览与分析口径</w:t>
+      </w:r>
+    </w:p>
+    <w:p>
+      <w:pPr>
+        <w:spacing w:after="60"/>
+        <w:ind w:firstLine="0"/>
+      </w:pPr>
+      <w:r>
+        <w:t>02 系统全景 一回合如何成立</w:t>
+      </w:r>
+    </w:p>
+    <w:p>
+      <w:pPr>
+        <w:spacing w:after="60"/>
+        <w:ind w:firstLine="0"/>
+      </w:pPr>
+      <w:r>
+        <w:t>03 射击底盘 技能不能替代最后一枪</w:t>
+      </w:r>
+    </w:p>
+    <w:p>
+      <w:pPr>
+        <w:spacing w:after="60"/>
+        <w:ind w:firstLine="0"/>
+      </w:pPr>
+      <w:r>
+        <w:t>04 回合与经济 一次购买也是战术选择</w:t>
+      </w:r>
+    </w:p>
+    <w:p>
+      <w:pPr>
+        <w:spacing w:after="60"/>
+        <w:ind w:firstLine="0"/>
+      </w:pPr>
+      <w:r>
+        <w:t>05 先把技能接到回合与资源上</w:t>
+      </w:r>
+    </w:p>
+    <w:p>
+      <w:pPr>
+        <w:spacing w:after="60"/>
+        <w:ind w:firstLine="0"/>
+      </w:pPr>
+      <w:r>
+        <w:t>06 四个角色，拆成四种不同的输出</w:t>
+      </w:r>
+    </w:p>
+    <w:p>
+      <w:pPr>
+        <w:spacing w:after="60"/>
+        <w:ind w:firstLine="0"/>
+      </w:pPr>
+      <w:r>
+        <w:t>07 Sova：没扫到人，不等于点里没人</w:t>
+      </w:r>
+    </w:p>
+    <w:p>
+      <w:pPr>
+        <w:spacing w:after="60"/>
+        <w:ind w:firstLine="0"/>
+      </w:pPr>
+      <w:r>
+        <w:t>08 Omen：烟封得住枪线，也可能帮对手出烟</w:t>
+      </w:r>
+    </w:p>
+    <w:p>
+      <w:pPr>
+        <w:spacing w:after="60"/>
+        <w:ind w:firstLine="0"/>
+      </w:pPr>
+      <w:r>
+        <w:t>09 Jett：用状态机拆开“能冲”和“来得及冲”</w:t>
+      </w:r>
+    </w:p>
+    <w:p>
+      <w:pPr>
+        <w:spacing w:after="60"/>
+        <w:ind w:firstLine="0"/>
+      </w:pPr>
+      <w:r>
+        <w:t>10 Cypher：装置警戒不能自动替代一个队友</w:t>
+      </w:r>
+    </w:p>
+    <w:p>
+      <w:pPr>
+        <w:spacing w:after="60"/>
+        <w:ind w:firstLine="0"/>
+      </w:pPr>
+      <w:r>
+        <w:t>11 进点时间轴：有效窗口必须真的重叠</w:t>
+      </w:r>
+    </w:p>
+    <w:p>
+      <w:pPr>
+        <w:spacing w:after="60"/>
+        <w:ind w:firstLine="0"/>
+      </w:pPr>
+      <w:r>
+        <w:t>12 从防守方看：让对方的技能分开生效</w:t>
+      </w:r>
+    </w:p>
+    <w:p>
+      <w:pPr>
+        <w:spacing w:after="60"/>
+        <w:ind w:firstLine="0"/>
+      </w:pPr>
+      <w:r>
+        <w:t>13 安装之后 着急的一方换了</w:t>
+      </w:r>
+    </w:p>
+    <w:p>
+      <w:pPr>
+        <w:spacing w:after="60"/>
+        <w:ind w:firstLine="0"/>
+      </w:pPr>
+      <w:r>
+        <w:t>14 与 CS2 比，区别在工具分配和回合内依赖</w:t>
+      </w:r>
+    </w:p>
+    <w:p>
+      <w:pPr>
+        <w:spacing w:after="60"/>
+        <w:ind w:firstLine="0"/>
+      </w:pPr>
+      <w:r>
+        <w:t>15 把理解变成能验证的用例</w:t>
+      </w:r>
+    </w:p>
+    <w:p>
+      <w:pPr>
+        <w:spacing w:after="60"/>
+        <w:ind w:firstLine="0"/>
+      </w:pPr>
+      <w:r>
+        <w:t>16 分析结论与资料索引</w:t>
+      </w:r>
+    </w:p>
+    <w:p>
+      <w:r>
+        <w:br w:type="page"/>
+      </w:r>
+    </w:p>
+    <w:p>
+      <w:r>
+        <w:t>从停步开枪到五人进点 英雄技能怎样改变信息 空间与节奏</w:t>
+      </w:r>
+    </w:p>
+    <w:p>
+      <w:pPr>
+        <w:pStyle w:val="Heading1"/>
+      </w:pPr>
+      <w:r>
+        <w:t>01 游戏概览与分析口径</w:t>
+      </w:r>
+    </w:p>
+    <w:p>
+      <w:r>
+        <w:t>《VALORANT》的标准爆破模式把精确射击、回合经济、地图控制和英雄技能压进同一轮攻防。进攻方争取安装爆能器并保护其引爆，防守方阻止安装或在安装后拆除；双方在半场交换阵营。购买阶段决定本回合能带什么，选人阶段决定队伍拥有哪些独特工具。[V2]</w:t>
+      </w:r>
+    </w:p>
+    <w:p>
+      <w:r>
+        <w:t>这份分析不做全英雄技能百科，也不把角色按伤害高低排队。我想回答的是：英雄技能究竟改变了 FPS 的哪一部分。结论先写在前面——它们大多先改变信息、视野、通路或行动时机，再由玩家用移动和射击兑现；技能释放成功、队伍获得优势、最终赢下交战，是三个不同结果。</w:t>
+      </w:r>
+    </w:p>
+    <w:p>
+      <w:r>
+        <w:t>文章先交代射击、地图和经济这层共同底盘，再把 Sova、Omen、Jett 与 Cypher 的代表技能拆成输入、判定、反馈和后续行动。后半部分通过进点时间轴、防守反制和安装后的目标反转，说明“FPS 加 MOBA 元素”这句话具体落在哪里，又到哪里为止。</w:t>
+      </w:r>
+    </w:p>
+    <w:p>
+      <w:pPr>
+        <w:pStyle w:val="Heading1"/>
+      </w:pPr>
+      <w:r>
+        <w:t>02 系统全景 一回合如何成立</w:t>
+      </w:r>
+    </w:p>
+    <w:p>
+      <w:r>
+        <w:t>从系统结构看，比赛由四层互相约束。底层是移动、停步、瞄准和武器精度；空间层是地图通路、掩体、枪线和安装区；资源层是信用点、武器、护甲与技能购买；角色层是英雄独有工具和队伍分工。爆能器与回合时间把四层拉到同一个目标上。[V2]</w:t>
+      </w:r>
+    </w:p>
+    <w:p>
+      <w:r>
+        <w:t>任何一层掉链子，战术都可能失效。技能拿到了信息，但队友尚未到入口，信息会过期；烟封住远线，近点没有人清，第一名进攻者仍会倒下；队伍取得人数优势，却在包已经安装后离开可守位置，优势也可能被时间收回。</w:t>
+      </w:r>
+    </w:p>
+    <w:p>
+      <w:r>
+        <w:t>Riot 把健康的战术循环概括为 Intel、Plan、Execute、Repeat。[V1] 这不是抽象口号：信息必须能改变计划，计划必须落实到谁在什么时刻处理哪条枪线，执行后的新反馈又要让队伍更新下一步。</w:t>
       </w:r>
     </w:p>
     <w:p>
       <w:pPr>
         <w:ind w:firstLine="0"/>
+        <w:jc w:val="center"/>
       </w:pPr>
       <w:r>
         <w:drawing>
           <wp:inline xmlns:a="http://schemas.openxmlformats.org/drawingml/2006/main" xmlns:pic="http://schemas.openxmlformats.org/drawingml/2006/picture">
-            <wp:extent cx="5832000" cy="6065280"/>
-            <wp:docPr id="1" name="Picture 1" descr="无畏契约主要系统与功能，另附可放大矢量图及文字版"/>
+            <wp:extent cx="5760000" cy="3240000"/>
+            <wp:docPr id="1" name="Picture 1" descr="标准爆破的系统全景"/>
             <wp:cNvGraphicFramePr>
               <a:graphicFrameLocks noChangeAspect="1"/>
             </wp:cNvGraphicFramePr>
@@ -44,7 +264,7 @@
               <a:graphicData uri="http://schemas.openxmlformats.org/drawingml/2006/picture">
                 <pic:pic>
                   <pic:nvPicPr>
-                    <pic:cNvPr id="0" name="系统关系图.png"/>
+                    <pic:cNvPr id="0" name="valorant-system.png"/>
                     <pic:cNvPicPr/>
                   </pic:nvPicPr>
                   <pic:blipFill>
@@ -56,7 +276,7 @@
                   <pic:spPr>
                     <a:xfrm>
                       <a:off x="0" y="0"/>
-                      <a:ext cx="5832000" cy="6065280"/>
+                      <a:ext cx="5760000" cy="3240000"/>
                     </a:xfrm>
                     <a:prstGeom prst="rect"/>
                   </pic:spPr>
@@ -68,8 +288,72 @@
       </w:r>
     </w:p>
     <w:p>
+      <w:pPr>
+        <w:spacing w:line="264" w:lineRule="auto"/>
+        <w:ind w:firstLine="0"/>
+        <w:jc w:val="center"/>
+      </w:pPr>
       <w:r>
-        <w:t>系统图保留与一场对局直接相关的功能。局内购买决定这一回合能使用什么，英雄和地图决定这些东西适合怎样使用，爆能器与时间则决定什么时候必须行动。</w:t>
+        <w:t>图 标准爆破的系统全景。图中关系为本文归纳，不是客户端内部架构。</w:t>
+      </w:r>
+    </w:p>
+    <w:p>
+      <w:pPr>
+        <w:pStyle w:val="Heading1"/>
+      </w:pPr>
+      <w:r>
+        <w:t>03 射击底盘 技能不能替代最后一枪</w:t>
+      </w:r>
+    </w:p>
+    <w:p>
+      <w:r>
+        <w:t>官方入门说明直接提醒玩家停下移动再射击，并把武器选择同距离、打法和队伍策略联系起来。[V2] 这决定了技能再复杂，最后仍要回到准星、停步、预瞄和补枪。烟幕让一条远线暂时不可见，并不会替玩家清掉近点；侦察显示一个目标，也不会让子弹自动命中。</w:t>
+      </w:r>
+    </w:p>
+    <w:p>
+      <w:r>
+        <w:t>地图把这种射击要求变成空间问题。入口同时暴露给几个角度时，首人无法把准星放在所有位置；掩体、高低差和转角让防守者能够预置准星。技能的常见价值，是把“同时处理三个方向”改成“先处理一个，再处理另一个”，或者逼防守者离开原本最舒服的位置。</w:t>
+      </w:r>
+    </w:p>
+    <w:p>
+      <w:r>
+        <w:t>因此评价技能不能只看命中率或伤害。更实用的检查是：它减少了哪一条枪线，迫使谁移动，给使用者留下多少收枪时间，队友是否能在效果结束前进入。技能改变交战条件，枪法把这些条件兑现。</w:t>
+      </w:r>
+    </w:p>
+    <w:p>
+      <w:pPr>
+        <w:pStyle w:val="Heading1"/>
+      </w:pPr>
+      <w:r>
+        <w:t>04 回合与经济 一次购买也是战术选择</w:t>
+      </w:r>
+    </w:p>
+    <w:p>
+      <w:r>
+        <w:t>购买阶段让队伍用有限信用点选择武器、护甲和部分技能。玩家并非每轮都能买到理想配置，上一回合的结果会通过经济继续影响下一回合。[V2] 队伍要同时考虑眼前战斗力和之后能否形成一次整齐的完整购买。</w:t>
+      </w:r>
+    </w:p>
+    <w:p>
+      <w:r>
+        <w:t>同样是经济劣势，可以有不同打法。短枪和霰弹枪可能推动队伍借烟缩短距离，低投入回合也可能围绕多人同角、近点埋伏或抢一把枪展开。若五个人各自购买、没有共同计划，问题不只是装备参差，而是站位和预期交战距离也不一致。</w:t>
+      </w:r>
+    </w:p>
+    <w:p>
+      <w:r>
+        <w:t>英雄技能让经济决策多一层取舍：一项技能是否值得牺牲更好的武器，取决于本轮计划里它能解决什么。如果队伍没有打算争夺对应区域，买下却不用只是库存清零；如果它正好让低成本武器避开不利长枪线，技能的价值又不能只按直接伤害计算。</w:t>
+      </w:r>
+    </w:p>
+    <w:p>
+      <w:pPr>
+        <w:pStyle w:val="Heading1"/>
+      </w:pPr>
+      <w:r>
+        <w:t>05 先把技能接到回合与资源上</w:t>
+      </w:r>
+    </w:p>
+    <w:p>
+      <w:r>
+        <w:t>英雄决定可用工具，购买与充能决定本轮能用多少，位置与时机决定这次能不能用好。三层条件不能混为一谈。</w:t>
       </w:r>
     </w:p>
     <w:p>
@@ -77,22 +361,12 @@
         <w:pStyle w:val="Heading2"/>
       </w:pPr>
       <w:r>
-        <w:t>回合目标和地图</w:t>
+        <w:t>回合前的取舍</w:t>
       </w:r>
     </w:p>
     <w:p>
       <w:r>
-        <w:t>标准爆破由两支五人队伍对抗，双方分别担任进攻方和防守方，并在半场交换阵营。进攻方需要争取安装爆能器并保护它完成引爆，防守方要阻止安装，或在安装后完成拆除。[1]</w:t>
-      </w:r>
-    </w:p>
-    <w:p>
-      <w:r>
-        <w:t>地图提供多个进攻方向和可安装区域。路口、掩体与高低差把视线切成不同范围，玩家需要判断哪些位置有人看守，哪些区域还能绕行。地图知识的作用很具体：知道自己跨出这一步，会同时被几个方向看到。</w:t>
-      </w:r>
-    </w:p>
-    <w:p>
-      <w:r>
-        <w:t>消灭敌人能降低完成目标的阻力，但不能把所有局面都理解成击杀比赛。爆能器已经启动时，即使防守方消灭剩余对手，也还要来得及拆除。进攻方如果已经获得有利的守包位置，继续追着人打，反而可能主动放弃时间优势。</w:t>
+        <w:t>官方入门介绍明确把武器和技能放在购买准备中。玩家不只是在选强枪，也在为队伍准备本轮所需的工具。具体技能可能采用购买、签名技能恢复或终极点数等不同方式，不能一律理解为“等冷却就能再放”。</w:t>
       </w:r>
     </w:p>
     <w:p>
@@ -100,22 +374,12 @@
         <w:pStyle w:val="Heading2"/>
       </w:pPr>
       <w:r>
-        <w:t>武器和购买</w:t>
+        <w:t>进入交火后的约束</w:t>
       </w:r>
     </w:p>
     <w:p>
       <w:r>
-        <w:t>购买阶段让玩家用本局经济选择武器、护甲和需要购买的技能。武器有不同的价格、射程适应与射击特点，玩家不可能每一回合都得到同一套理想装备。[1][2]</w:t>
-      </w:r>
-    </w:p>
-    <w:p>
-      <w:r>
-        <w:t>这会改变路线选择。拿着适合近距离的武器，可以尝试靠近拐角或借助遮挡缩短距离；有适合架远点的武器，则可能把防守位置向长枪线调整。选择枪械和选择位置是相互配合的，便宜武器不等于只能用较差版本的同一套战术。</w:t>
-      </w:r>
-    </w:p>
-    <w:p>
-      <w:r>
-        <w:t>购买又是队伍问题。队友的钱不一样，但这一回合要共同执行一个安排。一部分人准备完整投入，另一部分人想留钱到下一回合，五个人的装备和行动就可能不一致。购买沟通让玩家提前讨论这一回合愿意承担多少风险，而不是等交火失败以后才发现想法不同。</w:t>
+        <w:t>切出技能、选择落点和收回武器都有操作过程。技能能成功释放，不代表使用者此时适合直接接枪。队友提供架枪保护，可以让某些在单人状态下冒险的操作变得可行。</w:t>
       </w:r>
     </w:p>
     <w:p>
@@ -123,22 +387,609 @@
         <w:pStyle w:val="Heading2"/>
       </w:pPr>
       <w:r>
-        <w:t>英雄和技能</w:t>
+        <w:t>回合内还会重新计划</w:t>
       </w:r>
     </w:p>
     <w:p>
       <w:r>
-        <w:t>英雄分为决斗、先锋、控场和守卫等职责方向。角色选择给队伍带来不同手段，但每个人都仍然需要用枪、观察局势并处理爆能器目标。[1]</w:t>
+        <w:t>拿到新信息、有人阵亡或目标转移后，原定进点方案可能不再成立。Riot 的战术循环包含收集信息、计划、执行和重复；本文把它具体落实为检查目标、资源和可行动队友的状态变化。</w:t>
       </w:r>
     </w:p>
     <w:p>
       <w:r>
-        <w:t>以猎枭为例，侦察箭需要让敌人处在箭头的视线范围内才能提供相应侦察，对方也可以击毁箭头。[3] 它给的信息有条件，不能把一次没有探到人直接解释成整片区域无人。</w:t>
+        <w:t>图表：资源与规则接口，不是客户端内部代码</w:t>
+      </w:r>
+    </w:p>
+    <w:tbl>
+      <w:tblPr>
+        <w:tblW w:type="auto" w:w="0"/>
+        <w:tblLayout w:type="fixed"/>
+        <w:tblLook w:firstColumn="1" w:firstRow="1" w:lastColumn="0" w:lastRow="0" w:noHBand="0" w:noVBand="1" w:val="04A0"/>
+      </w:tblPr>
+      <w:tblGrid>
+        <w:gridCol w:w="3099"/>
+        <w:gridCol w:w="3099"/>
+        <w:gridCol w:w="3099"/>
+      </w:tblGrid>
+      <w:tr>
+        <w:trPr>
+          <w:tblHeader/>
+        </w:trPr>
+        <w:tc>
+          <w:tcPr>
+            <w:tcW w:type="dxa" w:w="3099"/>
+            <w:vAlign w:val="center"/>
+            <w:shd w:fill="9b3747"/>
+            <w:tcMar>
+              <w:top w:w="100" w:type="dxa"/>
+              <w:left w:w="100" w:type="dxa"/>
+              <w:bottom w:w="100" w:type="dxa"/>
+              <w:right w:w="100" w:type="dxa"/>
+            </w:tcMar>
+          </w:tcPr>
+          <w:p>
+            <w:pPr>
+              <w:spacing w:after="0"/>
+              <w:ind w:firstLine="0"/>
+            </w:pPr>
+            <w:r>
+              <w:rPr>
+                <w:b/>
+                <w:color w:val="FFFFFF"/>
+                <w:sz w:val="17"/>
+              </w:rPr>
+              <w:t>层级</w:t>
+            </w:r>
+          </w:p>
+        </w:tc>
+        <w:tc>
+          <w:tcPr>
+            <w:tcW w:type="dxa" w:w="3099"/>
+            <w:vAlign w:val="center"/>
+            <w:shd w:fill="9b3747"/>
+            <w:tcMar>
+              <w:top w:w="100" w:type="dxa"/>
+              <w:left w:w="100" w:type="dxa"/>
+              <w:bottom w:w="100" w:type="dxa"/>
+              <w:right w:w="100" w:type="dxa"/>
+            </w:tcMar>
+          </w:tcPr>
+          <w:p>
+            <w:pPr>
+              <w:spacing w:after="0"/>
+              <w:ind w:firstLine="0"/>
+            </w:pPr>
+            <w:r>
+              <w:rPr>
+                <w:b/>
+                <w:color w:val="FFFFFF"/>
+                <w:sz w:val="17"/>
+              </w:rPr>
+              <w:t>需要检查</w:t>
+            </w:r>
+          </w:p>
+        </w:tc>
+        <w:tc>
+          <w:tcPr>
+            <w:tcW w:type="dxa" w:w="3099"/>
+            <w:vAlign w:val="center"/>
+            <w:shd w:fill="9b3747"/>
+            <w:tcMar>
+              <w:top w:w="100" w:type="dxa"/>
+              <w:left w:w="100" w:type="dxa"/>
+              <w:bottom w:w="100" w:type="dxa"/>
+              <w:right w:w="100" w:type="dxa"/>
+            </w:tcMar>
+          </w:tcPr>
+          <w:p>
+            <w:pPr>
+              <w:spacing w:after="0"/>
+              <w:ind w:firstLine="0"/>
+            </w:pPr>
+            <w:r>
+              <w:rPr>
+                <w:b/>
+                <w:color w:val="FFFFFF"/>
+                <w:sz w:val="17"/>
+              </w:rPr>
+              <w:t>常见误解</w:t>
+            </w:r>
+          </w:p>
+        </w:tc>
+      </w:tr>
+      <w:tr>
+        <w:tc>
+          <w:tcPr>
+            <w:tcW w:type="dxa" w:w="3099"/>
+            <w:vAlign w:val="center"/>
+            <w:shd w:fill="F5F6F5"/>
+            <w:tcMar>
+              <w:top w:w="100" w:type="dxa"/>
+              <w:left w:w="100" w:type="dxa"/>
+              <w:bottom w:w="100" w:type="dxa"/>
+              <w:right w:w="100" w:type="dxa"/>
+            </w:tcMar>
+          </w:tcPr>
+          <w:p>
+            <w:pPr>
+              <w:spacing w:after="0"/>
+              <w:ind w:firstLine="0"/>
+            </w:pPr>
+            <w:r>
+              <w:rPr>
+                <w:b w:val="0"/>
+                <w:color w:val="222222"/>
+                <w:sz w:val="17"/>
+              </w:rPr>
+              <w:t>英雄选择</w:t>
+            </w:r>
+          </w:p>
+        </w:tc>
+        <w:tc>
+          <w:tcPr>
+            <w:tcW w:type="dxa" w:w="3099"/>
+            <w:vAlign w:val="center"/>
+            <w:shd w:fill="F5F6F5"/>
+            <w:tcMar>
+              <w:top w:w="100" w:type="dxa"/>
+              <w:left w:w="100" w:type="dxa"/>
+              <w:bottom w:w="100" w:type="dxa"/>
+              <w:right w:w="100" w:type="dxa"/>
+            </w:tcMar>
+          </w:tcPr>
+          <w:p>
+            <w:pPr>
+              <w:spacing w:after="0"/>
+              <w:ind w:firstLine="0"/>
+            </w:pPr>
+            <w:r>
+              <w:rPr>
+                <w:b w:val="0"/>
+                <w:color w:val="222222"/>
+                <w:sz w:val="17"/>
+              </w:rPr>
+              <w:t>这名角色拥有哪些工具</w:t>
+            </w:r>
+          </w:p>
+        </w:tc>
+        <w:tc>
+          <w:tcPr>
+            <w:tcW w:type="dxa" w:w="3099"/>
+            <w:vAlign w:val="center"/>
+            <w:shd w:fill="F5F6F5"/>
+            <w:tcMar>
+              <w:top w:w="100" w:type="dxa"/>
+              <w:left w:w="100" w:type="dxa"/>
+              <w:bottom w:w="100" w:type="dxa"/>
+              <w:right w:w="100" w:type="dxa"/>
+            </w:tcMar>
+          </w:tcPr>
+          <w:p>
+            <w:pPr>
+              <w:spacing w:after="0"/>
+              <w:ind w:firstLine="0"/>
+            </w:pPr>
+            <w:r>
+              <w:rPr>
+                <w:b w:val="0"/>
+                <w:color w:val="222222"/>
+                <w:sz w:val="17"/>
+              </w:rPr>
+              <w:t>每个角色都能补同一份缺口</w:t>
+            </w:r>
+          </w:p>
+        </w:tc>
+      </w:tr>
+      <w:tr>
+        <w:tc>
+          <w:tcPr>
+            <w:tcW w:type="dxa" w:w="3099"/>
+            <w:vAlign w:val="center"/>
+            <w:shd w:fill="F5F6F5"/>
+            <w:tcMar>
+              <w:top w:w="100" w:type="dxa"/>
+              <w:left w:w="100" w:type="dxa"/>
+              <w:bottom w:w="100" w:type="dxa"/>
+              <w:right w:w="100" w:type="dxa"/>
+            </w:tcMar>
+          </w:tcPr>
+          <w:p>
+            <w:pPr>
+              <w:spacing w:after="0"/>
+              <w:ind w:firstLine="0"/>
+            </w:pPr>
+            <w:r>
+              <w:rPr>
+                <w:b w:val="0"/>
+                <w:color w:val="222222"/>
+                <w:sz w:val="17"/>
+              </w:rPr>
+              <w:t>购买与充能</w:t>
+            </w:r>
+          </w:p>
+        </w:tc>
+        <w:tc>
+          <w:tcPr>
+            <w:tcW w:type="dxa" w:w="3099"/>
+            <w:vAlign w:val="center"/>
+            <w:shd w:fill="F5F6F5"/>
+            <w:tcMar>
+              <w:top w:w="100" w:type="dxa"/>
+              <w:left w:w="100" w:type="dxa"/>
+              <w:bottom w:w="100" w:type="dxa"/>
+              <w:right w:w="100" w:type="dxa"/>
+            </w:tcMar>
+          </w:tcPr>
+          <w:p>
+            <w:pPr>
+              <w:spacing w:after="0"/>
+              <w:ind w:firstLine="0"/>
+            </w:pPr>
+            <w:r>
+              <w:rPr>
+                <w:b w:val="0"/>
+                <w:color w:val="222222"/>
+                <w:sz w:val="17"/>
+              </w:rPr>
+              <w:t>本轮可用数量 / 获取规则</w:t>
+            </w:r>
+          </w:p>
+        </w:tc>
+        <w:tc>
+          <w:tcPr>
+            <w:tcW w:type="dxa" w:w="3099"/>
+            <w:vAlign w:val="center"/>
+            <w:shd w:fill="F5F6F5"/>
+            <w:tcMar>
+              <w:top w:w="100" w:type="dxa"/>
+              <w:left w:w="100" w:type="dxa"/>
+              <w:bottom w:w="100" w:type="dxa"/>
+              <w:right w:w="100" w:type="dxa"/>
+            </w:tcMar>
+          </w:tcPr>
+          <w:p>
+            <w:pPr>
+              <w:spacing w:after="0"/>
+              <w:ind w:firstLine="0"/>
+            </w:pPr>
+            <w:r>
+              <w:rPr>
+                <w:b w:val="0"/>
+                <w:color w:val="222222"/>
+                <w:sz w:val="17"/>
+              </w:rPr>
+              <w:t>所有技能都是固定冷却</w:t>
+            </w:r>
+          </w:p>
+        </w:tc>
+      </w:tr>
+      <w:tr>
+        <w:tc>
+          <w:tcPr>
+            <w:tcW w:type="dxa" w:w="3099"/>
+            <w:vAlign w:val="center"/>
+            <w:shd w:fill="F5F6F5"/>
+            <w:tcMar>
+              <w:top w:w="100" w:type="dxa"/>
+              <w:left w:w="100" w:type="dxa"/>
+              <w:bottom w:w="100" w:type="dxa"/>
+              <w:right w:w="100" w:type="dxa"/>
+            </w:tcMar>
+          </w:tcPr>
+          <w:p>
+            <w:pPr>
+              <w:spacing w:after="0"/>
+              <w:ind w:firstLine="0"/>
+            </w:pPr>
+            <w:r>
+              <w:rPr>
+                <w:b w:val="0"/>
+                <w:color w:val="222222"/>
+                <w:sz w:val="17"/>
+              </w:rPr>
+              <w:t>释放条件</w:t>
+            </w:r>
+          </w:p>
+        </w:tc>
+        <w:tc>
+          <w:tcPr>
+            <w:tcW w:type="dxa" w:w="3099"/>
+            <w:vAlign w:val="center"/>
+            <w:shd w:fill="F5F6F5"/>
+            <w:tcMar>
+              <w:top w:w="100" w:type="dxa"/>
+              <w:left w:w="100" w:type="dxa"/>
+              <w:bottom w:w="100" w:type="dxa"/>
+              <w:right w:w="100" w:type="dxa"/>
+            </w:tcMar>
+          </w:tcPr>
+          <w:p>
+            <w:pPr>
+              <w:spacing w:after="0"/>
+              <w:ind w:firstLine="0"/>
+            </w:pPr>
+            <w:r>
+              <w:rPr>
+                <w:b w:val="0"/>
+                <w:color w:val="222222"/>
+                <w:sz w:val="17"/>
+              </w:rPr>
+              <w:t>距离 / 落点 / 自身状态</w:t>
+            </w:r>
+          </w:p>
+        </w:tc>
+        <w:tc>
+          <w:tcPr>
+            <w:tcW w:type="dxa" w:w="3099"/>
+            <w:vAlign w:val="center"/>
+            <w:shd w:fill="F5F6F5"/>
+            <w:tcMar>
+              <w:top w:w="100" w:type="dxa"/>
+              <w:left w:w="100" w:type="dxa"/>
+              <w:bottom w:w="100" w:type="dxa"/>
+              <w:right w:w="100" w:type="dxa"/>
+            </w:tcMar>
+          </w:tcPr>
+          <w:p>
+            <w:pPr>
+              <w:spacing w:after="0"/>
+              <w:ind w:firstLine="0"/>
+            </w:pPr>
+            <w:r>
+              <w:rPr>
+                <w:b w:val="0"/>
+                <w:color w:val="222222"/>
+                <w:sz w:val="17"/>
+              </w:rPr>
+              <w:t>按键成功就已经有收益</w:t>
+            </w:r>
+          </w:p>
+        </w:tc>
+      </w:tr>
+      <w:tr>
+        <w:tc>
+          <w:tcPr>
+            <w:tcW w:type="dxa" w:w="3099"/>
+            <w:vAlign w:val="center"/>
+            <w:shd w:fill="F5F6F5"/>
+            <w:tcMar>
+              <w:top w:w="100" w:type="dxa"/>
+              <w:left w:w="100" w:type="dxa"/>
+              <w:bottom w:w="100" w:type="dxa"/>
+              <w:right w:w="100" w:type="dxa"/>
+            </w:tcMar>
+          </w:tcPr>
+          <w:p>
+            <w:pPr>
+              <w:spacing w:after="0"/>
+              <w:ind w:firstLine="0"/>
+            </w:pPr>
+            <w:r>
+              <w:rPr>
+                <w:b w:val="0"/>
+                <w:color w:val="222222"/>
+                <w:sz w:val="17"/>
+              </w:rPr>
+              <w:t>作用阶段</w:t>
+            </w:r>
+          </w:p>
+        </w:tc>
+        <w:tc>
+          <w:tcPr>
+            <w:tcW w:type="dxa" w:w="3099"/>
+            <w:vAlign w:val="center"/>
+            <w:shd w:fill="F5F6F5"/>
+            <w:tcMar>
+              <w:top w:w="100" w:type="dxa"/>
+              <w:left w:w="100" w:type="dxa"/>
+              <w:bottom w:w="100" w:type="dxa"/>
+              <w:right w:w="100" w:type="dxa"/>
+            </w:tcMar>
+          </w:tcPr>
+          <w:p>
+            <w:pPr>
+              <w:spacing w:after="0"/>
+              <w:ind w:firstLine="0"/>
+            </w:pPr>
+            <w:r>
+              <w:rPr>
+                <w:b w:val="0"/>
+                <w:color w:val="222222"/>
+                <w:sz w:val="17"/>
+              </w:rPr>
+              <w:t>敌人是否处在判定范围</w:t>
+            </w:r>
+          </w:p>
+        </w:tc>
+        <w:tc>
+          <w:tcPr>
+            <w:tcW w:type="dxa" w:w="3099"/>
+            <w:vAlign w:val="center"/>
+            <w:shd w:fill="F5F6F5"/>
+            <w:tcMar>
+              <w:top w:w="100" w:type="dxa"/>
+              <w:left w:w="100" w:type="dxa"/>
+              <w:bottom w:w="100" w:type="dxa"/>
+              <w:right w:w="100" w:type="dxa"/>
+            </w:tcMar>
+          </w:tcPr>
+          <w:p>
+            <w:pPr>
+              <w:spacing w:after="0"/>
+              <w:ind w:firstLine="0"/>
+            </w:pPr>
+            <w:r>
+              <w:rPr>
+                <w:b w:val="0"/>
+                <w:color w:val="222222"/>
+                <w:sz w:val="17"/>
+              </w:rPr>
+              <w:t>视觉范围等于实际命中范围</w:t>
+            </w:r>
+          </w:p>
+        </w:tc>
+      </w:tr>
+      <w:tr>
+        <w:tc>
+          <w:tcPr>
+            <w:tcW w:type="dxa" w:w="3099"/>
+            <w:vAlign w:val="center"/>
+            <w:shd w:fill="F5F6F5"/>
+            <w:tcMar>
+              <w:top w:w="100" w:type="dxa"/>
+              <w:left w:w="100" w:type="dxa"/>
+              <w:bottom w:w="100" w:type="dxa"/>
+              <w:right w:w="100" w:type="dxa"/>
+            </w:tcMar>
+          </w:tcPr>
+          <w:p>
+            <w:pPr>
+              <w:spacing w:after="0"/>
+              <w:ind w:firstLine="0"/>
+            </w:pPr>
+            <w:r>
+              <w:rPr>
+                <w:b w:val="0"/>
+                <w:color w:val="222222"/>
+                <w:sz w:val="17"/>
+              </w:rPr>
+              <w:t>后续行动</w:t>
+            </w:r>
+          </w:p>
+        </w:tc>
+        <w:tc>
+          <w:tcPr>
+            <w:tcW w:type="dxa" w:w="3099"/>
+            <w:vAlign w:val="center"/>
+            <w:shd w:fill="F5F6F5"/>
+            <w:tcMar>
+              <w:top w:w="100" w:type="dxa"/>
+              <w:left w:w="100" w:type="dxa"/>
+              <w:bottom w:w="100" w:type="dxa"/>
+              <w:right w:w="100" w:type="dxa"/>
+            </w:tcMar>
+          </w:tcPr>
+          <w:p>
+            <w:pPr>
+              <w:spacing w:after="0"/>
+              <w:ind w:firstLine="0"/>
+            </w:pPr>
+            <w:r>
+              <w:rPr>
+                <w:b w:val="0"/>
+                <w:color w:val="222222"/>
+                <w:sz w:val="17"/>
+              </w:rPr>
+              <w:t>队友位置 / 收枪 / 目标变化</w:t>
+            </w:r>
+          </w:p>
+        </w:tc>
+        <w:tc>
+          <w:tcPr>
+            <w:tcW w:type="dxa" w:w="3099"/>
+            <w:vAlign w:val="center"/>
+            <w:shd w:fill="F5F6F5"/>
+            <w:tcMar>
+              <w:top w:w="100" w:type="dxa"/>
+              <w:left w:w="100" w:type="dxa"/>
+              <w:bottom w:w="100" w:type="dxa"/>
+              <w:right w:w="100" w:type="dxa"/>
+            </w:tcMar>
+          </w:tcPr>
+          <w:p>
+            <w:pPr>
+              <w:spacing w:after="0"/>
+              <w:ind w:firstLine="0"/>
+            </w:pPr>
+            <w:r>
+              <w:rPr>
+                <w:b w:val="0"/>
+                <w:color w:val="222222"/>
+                <w:sz w:val="17"/>
+              </w:rPr>
+              <w:t>技能放完就算配合完成</w:t>
+            </w:r>
+          </w:p>
+        </w:tc>
+      </w:tr>
+    </w:tbl>
+    <w:p/>
+    <w:p>
+      <w:r>
+        <w:t>系统分析的最小单位不是技能名称，而是“在什么条件下，哪个输入会让哪些状态发生变化”。</w:t>
+      </w:r>
+    </w:p>
+    <w:p>
+      <w:pPr>
+        <w:spacing w:line="264" w:lineRule="auto"/>
+        <w:ind w:firstLine="0"/>
+        <w:jc w:val="center"/>
+      </w:pPr>
+      <w:r>
+        <w:t>来源：V1、V2</w:t>
+      </w:r>
+    </w:p>
+    <w:p>
+      <w:pPr>
+        <w:ind w:firstLine="0"/>
+        <w:jc w:val="center"/>
+      </w:pPr>
+      <w:r>
+        <w:drawing>
+          <wp:inline xmlns:a="http://schemas.openxmlformats.org/drawingml/2006/main" xmlns:pic="http://schemas.openxmlformats.org/drawingml/2006/picture">
+            <wp:extent cx="5760000" cy="3240000"/>
+            <wp:docPr id="2" name="Picture 2" descr="信息到执行的回合循环"/>
+            <wp:cNvGraphicFramePr>
+              <a:graphicFrameLocks noChangeAspect="1"/>
+            </wp:cNvGraphicFramePr>
+            <a:graphic>
+              <a:graphicData uri="http://schemas.openxmlformats.org/drawingml/2006/picture">
+                <pic:pic>
+                  <pic:nvPicPr>
+                    <pic:cNvPr id="0" name="valorant-cycle.png"/>
+                    <pic:cNvPicPr/>
+                  </pic:nvPicPr>
+                  <pic:blipFill>
+                    <a:blip r:embed="rId11"/>
+                    <a:stretch>
+                      <a:fillRect/>
+                    </a:stretch>
+                  </pic:blipFill>
+                  <pic:spPr>
+                    <a:xfrm>
+                      <a:off x="0" y="0"/>
+                      <a:ext cx="5760000" cy="3240000"/>
+                    </a:xfrm>
+                    <a:prstGeom prst="rect"/>
+                  </pic:spPr>
+                </pic:pic>
+              </a:graphicData>
+            </a:graphic>
+          </wp:inline>
+        </w:drawing>
+      </w:r>
+    </w:p>
+    <w:p>
+      <w:pPr>
+        <w:spacing w:line="264" w:lineRule="auto"/>
+        <w:ind w:firstLine="0"/>
+        <w:jc w:val="center"/>
+      </w:pPr>
+      <w:r>
+        <w:t>图 信息到执行的回合循环。图中关系为本文归纳，不是客户端内部架构。</w:t>
+      </w:r>
+    </w:p>
+    <w:p>
+      <w:pPr>
+        <w:pStyle w:val="Heading1"/>
+      </w:pPr>
+      <w:r>
+        <w:t>06 四个角色，拆成四种不同的输出</w:t>
       </w:r>
     </w:p>
     <w:p>
       <w:r>
-        <w:t>幽影的烟幕遮挡视线，可以把不同方向的威胁暂时分开。[4] 零的陷阱能用于监看通路，但装置可以被破坏，布置的线路也不等于整条路线永远安全。[5] 这类技能的意义是减少某些检查工作，把玩家的注意力挪到别处；具体减少多少，取决于布置、时机和对手的处理。</w:t>
+        <w:t>职能标签适合帮助选人，到了交战层面，还需要区分技能究竟改变了什么。相同职能也不意味着相同判定。</w:t>
       </w:r>
     </w:p>
     <w:p>
@@ -146,22 +997,625 @@
         <w:pStyle w:val="Heading2"/>
       </w:pPr>
       <w:r>
-        <w:t>沟通 练习与局外内容</w:t>
+        <w:t>信息与视野不是一回事</w:t>
       </w:r>
     </w:p>
     <w:p>
       <w:r>
-        <w:t>语音和标记把个人看到的内容交给队伍使用。报出敌人的位置还不够，最好区分确实看到、听到，以及根据先前情况推测。否则，一条已经过时的信息就可能让队友不再检查某个方向。[1]</w:t>
+        <w:t>Sova 的侦察箭帮助获取敌人位置；Omen 的烟雾减少某方向可见内容。前者可能让人知道该看哪里，后者让一条枪线暂时难以观察。烟雾不能顺便证明烟后没人，侦察也不能替代遮挡。</w:t>
+      </w:r>
+    </w:p>
+    <w:p>
+      <w:pPr>
+        <w:pStyle w:val="Heading2"/>
+      </w:pPr>
+      <w:r>
+        <w:t>角色之间会有功能交叉</w:t>
       </w:r>
     </w:p>
     <w:p>
       <w:r>
-        <w:t>练习入口和不同对战模式帮助玩家分开学习。先练停止移动后的射击，再练一套技能，最后把它们放回完整回合，通常比同时处理所有问题容易。非排位模式还能降低输掉段位分的顾虑，但并不会自动消除技能识别与地图学习的难度。</w:t>
+        <w:t>Omen 还拥有影响对方视野范围的工具，不能把控场者的全部技能都归成烟。Cypher 的装置既提供线索也干扰经过者。分类用于描述主要输出，不是限制角色只能做一种事情。</w:t>
+      </w:r>
+    </w:p>
+    <w:p>
+      <w:pPr>
+        <w:pStyle w:val="Heading2"/>
+      </w:pPr>
+      <w:r>
+        <w:t>范围刻意收窄</w:t>
       </w:r>
     </w:p>
     <w:p>
       <w:r>
-        <w:t>局外的英雄解锁扩大可选角色范围；外观内容提供收藏和展示动机。它们与局内购买不同：英雄选择在进入对局前影响工具组合，回合经济则在对局中反复限制当下投入。分析时把两种获取过程混成一套成长，就会忽略竞技对局里反复重新购买的意义。</w:t>
+        <w:t>后续只深拆四个代表技能，不逐个抄全技能说明。这样才能保留输入条件、反制和失效情况。若扩到新英雄，应沿用这些检查项，再核验该技能的例外。</w:t>
+      </w:r>
+    </w:p>
+    <w:p>
+      <w:r>
+        <w:t>图表：代表技能的输入与输出</w:t>
+      </w:r>
+    </w:p>
+    <w:tbl>
+      <w:tblPr>
+        <w:tblW w:type="auto" w:w="0"/>
+        <w:tblLayout w:type="fixed"/>
+        <w:tblLook w:firstColumn="1" w:firstRow="1" w:lastColumn="0" w:lastRow="0" w:noHBand="0" w:noVBand="1" w:val="04A0"/>
+      </w:tblPr>
+      <w:tblGrid>
+        <w:gridCol w:w="2324"/>
+        <w:gridCol w:w="2324"/>
+        <w:gridCol w:w="2324"/>
+        <w:gridCol w:w="2324"/>
+      </w:tblGrid>
+      <w:tr>
+        <w:trPr>
+          <w:tblHeader/>
+        </w:trPr>
+        <w:tc>
+          <w:tcPr>
+            <w:tcW w:type="dxa" w:w="2324"/>
+            <w:vAlign w:val="center"/>
+            <w:shd w:fill="9b3747"/>
+            <w:tcMar>
+              <w:top w:w="100" w:type="dxa"/>
+              <w:left w:w="100" w:type="dxa"/>
+              <w:bottom w:w="100" w:type="dxa"/>
+              <w:right w:w="100" w:type="dxa"/>
+            </w:tcMar>
+          </w:tcPr>
+          <w:p>
+            <w:pPr>
+              <w:spacing w:after="0"/>
+              <w:ind w:firstLine="0"/>
+            </w:pPr>
+            <w:r>
+              <w:rPr>
+                <w:b/>
+                <w:color w:val="FFFFFF"/>
+                <w:sz w:val="17"/>
+              </w:rPr>
+              <w:t>技能</w:t>
+            </w:r>
+          </w:p>
+        </w:tc>
+        <w:tc>
+          <w:tcPr>
+            <w:tcW w:type="dxa" w:w="2324"/>
+            <w:vAlign w:val="center"/>
+            <w:shd w:fill="9b3747"/>
+            <w:tcMar>
+              <w:top w:w="100" w:type="dxa"/>
+              <w:left w:w="100" w:type="dxa"/>
+              <w:bottom w:w="100" w:type="dxa"/>
+              <w:right w:w="100" w:type="dxa"/>
+            </w:tcMar>
+          </w:tcPr>
+          <w:p>
+            <w:pPr>
+              <w:spacing w:after="0"/>
+              <w:ind w:firstLine="0"/>
+            </w:pPr>
+            <w:r>
+              <w:rPr>
+                <w:b/>
+                <w:color w:val="FFFFFF"/>
+                <w:sz w:val="17"/>
+              </w:rPr>
+              <w:t>玩家输入</w:t>
+            </w:r>
+          </w:p>
+        </w:tc>
+        <w:tc>
+          <w:tcPr>
+            <w:tcW w:type="dxa" w:w="2324"/>
+            <w:vAlign w:val="center"/>
+            <w:shd w:fill="9b3747"/>
+            <w:tcMar>
+              <w:top w:w="100" w:type="dxa"/>
+              <w:left w:w="100" w:type="dxa"/>
+              <w:bottom w:w="100" w:type="dxa"/>
+              <w:right w:w="100" w:type="dxa"/>
+            </w:tcMar>
+          </w:tcPr>
+          <w:p>
+            <w:pPr>
+              <w:spacing w:after="0"/>
+              <w:ind w:firstLine="0"/>
+            </w:pPr>
+            <w:r>
+              <w:rPr>
+                <w:b/>
+                <w:color w:val="FFFFFF"/>
+                <w:sz w:val="17"/>
+              </w:rPr>
+              <w:t>主要输出</w:t>
+            </w:r>
+          </w:p>
+        </w:tc>
+        <w:tc>
+          <w:tcPr>
+            <w:tcW w:type="dxa" w:w="2324"/>
+            <w:vAlign w:val="center"/>
+            <w:shd w:fill="9b3747"/>
+            <w:tcMar>
+              <w:top w:w="100" w:type="dxa"/>
+              <w:left w:w="100" w:type="dxa"/>
+              <w:bottom w:w="100" w:type="dxa"/>
+              <w:right w:w="100" w:type="dxa"/>
+            </w:tcMar>
+          </w:tcPr>
+          <w:p>
+            <w:pPr>
+              <w:spacing w:after="0"/>
+              <w:ind w:firstLine="0"/>
+            </w:pPr>
+            <w:r>
+              <w:rPr>
+                <w:b/>
+                <w:color w:val="FFFFFF"/>
+                <w:sz w:val="17"/>
+              </w:rPr>
+              <w:t>不能保证</w:t>
+            </w:r>
+          </w:p>
+        </w:tc>
+      </w:tr>
+      <w:tr>
+        <w:tc>
+          <w:tcPr>
+            <w:tcW w:type="dxa" w:w="2324"/>
+            <w:vAlign w:val="center"/>
+            <w:shd w:fill="F5F6F5"/>
+            <w:tcMar>
+              <w:top w:w="100" w:type="dxa"/>
+              <w:left w:w="100" w:type="dxa"/>
+              <w:bottom w:w="100" w:type="dxa"/>
+              <w:right w:w="100" w:type="dxa"/>
+            </w:tcMar>
+          </w:tcPr>
+          <w:p>
+            <w:pPr>
+              <w:spacing w:after="0"/>
+              <w:ind w:firstLine="0"/>
+            </w:pPr>
+            <w:r>
+              <w:rPr>
+                <w:b w:val="0"/>
+                <w:color w:val="222222"/>
+                <w:sz w:val="17"/>
+              </w:rPr>
+              <w:t>Sova 侦察箭</w:t>
+            </w:r>
+          </w:p>
+        </w:tc>
+        <w:tc>
+          <w:tcPr>
+            <w:tcW w:type="dxa" w:w="2324"/>
+            <w:vAlign w:val="center"/>
+            <w:shd w:fill="F5F6F5"/>
+            <w:tcMar>
+              <w:top w:w="100" w:type="dxa"/>
+              <w:left w:w="100" w:type="dxa"/>
+              <w:bottom w:w="100" w:type="dxa"/>
+              <w:right w:w="100" w:type="dxa"/>
+            </w:tcMar>
+          </w:tcPr>
+          <w:p>
+            <w:pPr>
+              <w:spacing w:after="0"/>
+              <w:ind w:firstLine="0"/>
+            </w:pPr>
+            <w:r>
+              <w:rPr>
+                <w:b w:val="0"/>
+                <w:color w:val="222222"/>
+                <w:sz w:val="17"/>
+              </w:rPr>
+              <w:t>角度 / 蓄力 / 反弹</w:t>
+            </w:r>
+          </w:p>
+        </w:tc>
+        <w:tc>
+          <w:tcPr>
+            <w:tcW w:type="dxa" w:w="2324"/>
+            <w:vAlign w:val="center"/>
+            <w:shd w:fill="F5F6F5"/>
+            <w:tcMar>
+              <w:top w:w="100" w:type="dxa"/>
+              <w:left w:w="100" w:type="dxa"/>
+              <w:bottom w:w="100" w:type="dxa"/>
+              <w:right w:w="100" w:type="dxa"/>
+            </w:tcMar>
+          </w:tcPr>
+          <w:p>
+            <w:pPr>
+              <w:spacing w:after="0"/>
+              <w:ind w:firstLine="0"/>
+            </w:pPr>
+            <w:r>
+              <w:rPr>
+                <w:b w:val="0"/>
+                <w:color w:val="222222"/>
+                <w:sz w:val="17"/>
+              </w:rPr>
+              <w:t>满足判定的敌位线索</w:t>
+            </w:r>
+          </w:p>
+        </w:tc>
+        <w:tc>
+          <w:tcPr>
+            <w:tcW w:type="dxa" w:w="2324"/>
+            <w:vAlign w:val="center"/>
+            <w:shd w:fill="F5F6F5"/>
+            <w:tcMar>
+              <w:top w:w="100" w:type="dxa"/>
+              <w:left w:w="100" w:type="dxa"/>
+              <w:bottom w:w="100" w:type="dxa"/>
+              <w:right w:w="100" w:type="dxa"/>
+            </w:tcMar>
+          </w:tcPr>
+          <w:p>
+            <w:pPr>
+              <w:spacing w:after="0"/>
+              <w:ind w:firstLine="0"/>
+            </w:pPr>
+            <w:r>
+              <w:rPr>
+                <w:b w:val="0"/>
+                <w:color w:val="222222"/>
+                <w:sz w:val="17"/>
+              </w:rPr>
+              <w:t>所有角落被清空</w:t>
+            </w:r>
+          </w:p>
+        </w:tc>
+      </w:tr>
+      <w:tr>
+        <w:tc>
+          <w:tcPr>
+            <w:tcW w:type="dxa" w:w="2324"/>
+            <w:vAlign w:val="center"/>
+            <w:shd w:fill="F5F6F5"/>
+            <w:tcMar>
+              <w:top w:w="100" w:type="dxa"/>
+              <w:left w:w="100" w:type="dxa"/>
+              <w:bottom w:w="100" w:type="dxa"/>
+              <w:right w:w="100" w:type="dxa"/>
+            </w:tcMar>
+          </w:tcPr>
+          <w:p>
+            <w:pPr>
+              <w:spacing w:after="0"/>
+              <w:ind w:firstLine="0"/>
+            </w:pPr>
+            <w:r>
+              <w:rPr>
+                <w:b w:val="0"/>
+                <w:color w:val="222222"/>
+                <w:sz w:val="17"/>
+              </w:rPr>
+              <w:t>Omen 烟雾</w:t>
+            </w:r>
+          </w:p>
+        </w:tc>
+        <w:tc>
+          <w:tcPr>
+            <w:tcW w:type="dxa" w:w="2324"/>
+            <w:vAlign w:val="center"/>
+            <w:shd w:fill="F5F6F5"/>
+            <w:tcMar>
+              <w:top w:w="100" w:type="dxa"/>
+              <w:left w:w="100" w:type="dxa"/>
+              <w:bottom w:w="100" w:type="dxa"/>
+              <w:right w:w="100" w:type="dxa"/>
+            </w:tcMar>
+          </w:tcPr>
+          <w:p>
+            <w:pPr>
+              <w:spacing w:after="0"/>
+              <w:ind w:firstLine="0"/>
+            </w:pPr>
+            <w:r>
+              <w:rPr>
+                <w:b w:val="0"/>
+                <w:color w:val="222222"/>
+                <w:sz w:val="17"/>
+              </w:rPr>
+              <w:t>目标位置与高度</w:t>
+            </w:r>
+          </w:p>
+        </w:tc>
+        <w:tc>
+          <w:tcPr>
+            <w:tcW w:type="dxa" w:w="2324"/>
+            <w:vAlign w:val="center"/>
+            <w:shd w:fill="F5F6F5"/>
+            <w:tcMar>
+              <w:top w:w="100" w:type="dxa"/>
+              <w:left w:w="100" w:type="dxa"/>
+              <w:bottom w:w="100" w:type="dxa"/>
+              <w:right w:w="100" w:type="dxa"/>
+            </w:tcMar>
+          </w:tcPr>
+          <w:p>
+            <w:pPr>
+              <w:spacing w:after="0"/>
+              <w:ind w:firstLine="0"/>
+            </w:pPr>
+            <w:r>
+              <w:rPr>
+                <w:b w:val="0"/>
+                <w:color w:val="222222"/>
+                <w:sz w:val="17"/>
+              </w:rPr>
+              <w:t>局部视野遮挡</w:t>
+            </w:r>
+          </w:p>
+        </w:tc>
+        <w:tc>
+          <w:tcPr>
+            <w:tcW w:type="dxa" w:w="2324"/>
+            <w:vAlign w:val="center"/>
+            <w:shd w:fill="F5F6F5"/>
+            <w:tcMar>
+              <w:top w:w="100" w:type="dxa"/>
+              <w:left w:w="100" w:type="dxa"/>
+              <w:bottom w:w="100" w:type="dxa"/>
+              <w:right w:w="100" w:type="dxa"/>
+            </w:tcMar>
+          </w:tcPr>
+          <w:p>
+            <w:pPr>
+              <w:spacing w:after="0"/>
+              <w:ind w:firstLine="0"/>
+            </w:pPr>
+            <w:r>
+              <w:rPr>
+                <w:b w:val="0"/>
+                <w:color w:val="222222"/>
+                <w:sz w:val="17"/>
+              </w:rPr>
+              <w:t>通路物理封死</w:t>
+            </w:r>
+          </w:p>
+        </w:tc>
+      </w:tr>
+      <w:tr>
+        <w:tc>
+          <w:tcPr>
+            <w:tcW w:type="dxa" w:w="2324"/>
+            <w:vAlign w:val="center"/>
+            <w:shd w:fill="F5F6F5"/>
+            <w:tcMar>
+              <w:top w:w="100" w:type="dxa"/>
+              <w:left w:w="100" w:type="dxa"/>
+              <w:bottom w:w="100" w:type="dxa"/>
+              <w:right w:w="100" w:type="dxa"/>
+            </w:tcMar>
+          </w:tcPr>
+          <w:p>
+            <w:pPr>
+              <w:spacing w:after="0"/>
+              <w:ind w:firstLine="0"/>
+            </w:pPr>
+            <w:r>
+              <w:rPr>
+                <w:b w:val="0"/>
+                <w:color w:val="222222"/>
+                <w:sz w:val="17"/>
+              </w:rPr>
+              <w:t>Jett 位移</w:t>
+            </w:r>
+          </w:p>
+        </w:tc>
+        <w:tc>
+          <w:tcPr>
+            <w:tcW w:type="dxa" w:w="2324"/>
+            <w:vAlign w:val="center"/>
+            <w:shd w:fill="F5F6F5"/>
+            <w:tcMar>
+              <w:top w:w="100" w:type="dxa"/>
+              <w:left w:w="100" w:type="dxa"/>
+              <w:bottom w:w="100" w:type="dxa"/>
+              <w:right w:w="100" w:type="dxa"/>
+            </w:tcMar>
+          </w:tcPr>
+          <w:p>
+            <w:pPr>
+              <w:spacing w:after="0"/>
+              <w:ind w:firstLine="0"/>
+            </w:pPr>
+            <w:r>
+              <w:rPr>
+                <w:b w:val="0"/>
+                <w:color w:val="222222"/>
+                <w:sz w:val="17"/>
+              </w:rPr>
+              <w:t>预激活与方向</w:t>
+            </w:r>
+          </w:p>
+        </w:tc>
+        <w:tc>
+          <w:tcPr>
+            <w:tcW w:type="dxa" w:w="2324"/>
+            <w:vAlign w:val="center"/>
+            <w:shd w:fill="F5F6F5"/>
+            <w:tcMar>
+              <w:top w:w="100" w:type="dxa"/>
+              <w:left w:w="100" w:type="dxa"/>
+              <w:bottom w:w="100" w:type="dxa"/>
+              <w:right w:w="100" w:type="dxa"/>
+            </w:tcMar>
+          </w:tcPr>
+          <w:p>
+            <w:pPr>
+              <w:spacing w:after="0"/>
+              <w:ind w:firstLine="0"/>
+            </w:pPr>
+            <w:r>
+              <w:rPr>
+                <w:b w:val="0"/>
+                <w:color w:val="222222"/>
+                <w:sz w:val="17"/>
+              </w:rPr>
+              <w:t>改变自身位置</w:t>
+            </w:r>
+          </w:p>
+        </w:tc>
+        <w:tc>
+          <w:tcPr>
+            <w:tcW w:type="dxa" w:w="2324"/>
+            <w:vAlign w:val="center"/>
+            <w:shd w:fill="F5F6F5"/>
+            <w:tcMar>
+              <w:top w:w="100" w:type="dxa"/>
+              <w:left w:w="100" w:type="dxa"/>
+              <w:bottom w:w="100" w:type="dxa"/>
+              <w:right w:w="100" w:type="dxa"/>
+            </w:tcMar>
+          </w:tcPr>
+          <w:p>
+            <w:pPr>
+              <w:spacing w:after="0"/>
+              <w:ind w:firstLine="0"/>
+            </w:pPr>
+            <w:r>
+              <w:rPr>
+                <w:b w:val="0"/>
+                <w:color w:val="222222"/>
+                <w:sz w:val="17"/>
+              </w:rPr>
+              <w:t>队友同步进入</w:t>
+            </w:r>
+          </w:p>
+        </w:tc>
+      </w:tr>
+      <w:tr>
+        <w:tc>
+          <w:tcPr>
+            <w:tcW w:type="dxa" w:w="2324"/>
+            <w:vAlign w:val="center"/>
+            <w:shd w:fill="F5F6F5"/>
+            <w:tcMar>
+              <w:top w:w="100" w:type="dxa"/>
+              <w:left w:w="100" w:type="dxa"/>
+              <w:bottom w:w="100" w:type="dxa"/>
+              <w:right w:w="100" w:type="dxa"/>
+            </w:tcMar>
+          </w:tcPr>
+          <w:p>
+            <w:pPr>
+              <w:spacing w:after="0"/>
+              <w:ind w:firstLine="0"/>
+            </w:pPr>
+            <w:r>
+              <w:rPr>
+                <w:b w:val="0"/>
+                <w:color w:val="222222"/>
+                <w:sz w:val="17"/>
+              </w:rPr>
+              <w:t>Cypher 绊线</w:t>
+            </w:r>
+          </w:p>
+        </w:tc>
+        <w:tc>
+          <w:tcPr>
+            <w:tcW w:type="dxa" w:w="2324"/>
+            <w:vAlign w:val="center"/>
+            <w:shd w:fill="F5F6F5"/>
+            <w:tcMar>
+              <w:top w:w="100" w:type="dxa"/>
+              <w:left w:w="100" w:type="dxa"/>
+              <w:bottom w:w="100" w:type="dxa"/>
+              <w:right w:w="100" w:type="dxa"/>
+            </w:tcMar>
+          </w:tcPr>
+          <w:p>
+            <w:pPr>
+              <w:spacing w:after="0"/>
+              <w:ind w:firstLine="0"/>
+            </w:pPr>
+            <w:r>
+              <w:rPr>
+                <w:b w:val="0"/>
+                <w:color w:val="222222"/>
+                <w:sz w:val="17"/>
+              </w:rPr>
+              <w:t>布设位置与高度</w:t>
+            </w:r>
+          </w:p>
+        </w:tc>
+        <w:tc>
+          <w:tcPr>
+            <w:tcW w:type="dxa" w:w="2324"/>
+            <w:vAlign w:val="center"/>
+            <w:shd w:fill="F5F6F5"/>
+            <w:tcMar>
+              <w:top w:w="100" w:type="dxa"/>
+              <w:left w:w="100" w:type="dxa"/>
+              <w:bottom w:w="100" w:type="dxa"/>
+              <w:right w:w="100" w:type="dxa"/>
+            </w:tcMar>
+          </w:tcPr>
+          <w:p>
+            <w:pPr>
+              <w:spacing w:after="0"/>
+              <w:ind w:firstLine="0"/>
+            </w:pPr>
+            <w:r>
+              <w:rPr>
+                <w:b w:val="0"/>
+                <w:color w:val="222222"/>
+                <w:sz w:val="17"/>
+              </w:rPr>
+              <w:t>经过触发的警戒</w:t>
+            </w:r>
+          </w:p>
+        </w:tc>
+        <w:tc>
+          <w:tcPr>
+            <w:tcW w:type="dxa" w:w="2324"/>
+            <w:vAlign w:val="center"/>
+            <w:shd w:fill="F5F6F5"/>
+            <w:tcMar>
+              <w:top w:w="100" w:type="dxa"/>
+              <w:left w:w="100" w:type="dxa"/>
+              <w:bottom w:w="100" w:type="dxa"/>
+              <w:right w:w="100" w:type="dxa"/>
+            </w:tcMar>
+          </w:tcPr>
+          <w:p>
+            <w:pPr>
+              <w:spacing w:after="0"/>
+              <w:ind w:firstLine="0"/>
+            </w:pPr>
+            <w:r>
+              <w:rPr>
+                <w:b w:val="0"/>
+                <w:color w:val="222222"/>
+                <w:sz w:val="17"/>
+              </w:rPr>
+              <w:t>整条侧翼持续安全</w:t>
+            </w:r>
+          </w:p>
+        </w:tc>
+      </w:tr>
+    </w:tbl>
+    <w:p/>
+    <w:p>
+      <w:r>
+        <w:t>这一层拆得清楚，后面的配合分析才不会把所有技能都写成模糊的“控场”和“创造机会”。</w:t>
+      </w:r>
+    </w:p>
+    <w:p>
+      <w:pPr>
+        <w:spacing w:line="264" w:lineRule="auto"/>
+        <w:ind w:firstLine="0"/>
+        <w:jc w:val="center"/>
+      </w:pPr>
+      <w:r>
+        <w:t>来源：V3、V4、V5、V6</w:t>
       </w:r>
     </w:p>
     <w:p>
@@ -169,12 +1623,12 @@
         <w:pStyle w:val="Heading1"/>
       </w:pPr>
       <w:r>
-        <w:t>二 接触系统的顺序</w:t>
+        <w:t>07 Sova：没扫到人，不等于点里没人</w:t>
       </w:r>
     </w:p>
     <w:p>
       <w:r>
-        <w:t>下面整理的是理解玩法的建议顺序，不是客户端的功能解锁顺序。对已经熟悉战术射击的人，前半部分可以很快过去；新手往往需要先解决基础动作。</w:t>
+        <w:t>侦察箭有落点、有视线条件，也能被摧毁。它返回的是一次受条件限制的结果，不是一张包点安全证明。</w:t>
       </w:r>
     </w:p>
     <w:p>
@@ -182,17 +1636,12 @@
         <w:pStyle w:val="Heading2"/>
       </w:pPr>
       <w:r>
-        <w:t>先知道这一枪为什么没有打准</w:t>
+        <w:t>输入与判定</w:t>
       </w:r>
     </w:p>
     <w:p>
       <w:r>
-        <w:t>移动、准星位置、开火方式和声音，是第一层需要建立的对应关系。官方入门指南专门提醒玩家在射击前停止移动。[1] 如果这一点还没有形成习惯，玩家就可能把多数失误归结为反应慢，却不知道自己开火时的状态已经降低了命中机会。</w:t>
-      </w:r>
-    </w:p>
-    <w:p>
-      <w:r>
-        <w:t>初期可以保持英雄和武器相对固定，减少同时变化的东西。先能在一个常见距离上完成停步、瞄准和射击，再逐渐认识其他武器适合什么局面。过早学复杂技能点位，可能让人记住投掷动作，却在技能已经创造机会时打不出后续的一枪。</w:t>
+        <w:t>官方技能说明包含蓄力、最多两次反弹、碰撞后激活；敌人需要处于箭的视线判定下才会暴露，箭本身可以被摧毁。本文不额外假定隔墙也能探测，也不从箭的落点动画直接推算整个有效覆盖区。</w:t>
       </w:r>
     </w:p>
     <w:p>
@@ -200,17 +1649,12 @@
         <w:pStyle w:val="Heading2"/>
       </w:pPr>
       <w:r>
-        <w:t>再理解一回合里 为什么有时应该等</w:t>
+        <w:t>三个输出应分开处理</w:t>
       </w:r>
     </w:p>
     <w:p>
       <w:r>
-        <w:t>有了基础操作后，需要接触爆能器、时间限制、进攻与回防。刚开始看见敌人就追击很自然，但标准爆破经常要求玩家暂时放下这个冲动。比如队友正在安装，自己的任务可能是挡住一条回防路线；包已经安装，贸然前压也可能把原本需要对手解决的问题重新交回自己。</w:t>
-      </w:r>
-    </w:p>
-    <w:p>
-      <w:r>
-        <w:t>这一步适合结合简单局面解释，而不是只背胜负规则。让玩家理解两种情形的差别：还没有安装时，进攻方需要找到进入区域的办法；安装以后，防守方需要在剩余时间内重新进入。地图没变，着急的人变了，位置的价值也随之改变。</w:t>
+        <w:t>出现敌人反馈，可以据此调整预瞄；箭被快速摧毁，能确认工具被处理，却不能反推出完整敌位；没有任何目标反馈，仍可能存在未覆盖角落。三种结果不能统一解释成“扫完，走”。</w:t>
       </w:r>
     </w:p>
     <w:p>
@@ -218,17 +1662,77 @@
         <w:pStyle w:val="Heading2"/>
       </w:pPr>
       <w:r>
-        <w:t>选一个英雄 学会让技能接上行动</w:t>
+        <w:t>协作发生在结果之后</w:t>
       </w:r>
     </w:p>
     <w:p>
       <w:r>
-        <w:t>接着再深入一个英雄。第一阶段可以会用技能，下一阶段需要能说出为什么现在用。烟幕是为了让谁经过哪一段路，侦察是为了决定继续进点还是先停下，陷阱是在给哪个空出来的位置补信息。目的清楚以后，技能点位才有上下文。</w:t>
+        <w:t>设一名敌人躲在箱后，另一名处于箭的视线内。进攻者若只盯被标记的人，就会漏掉箱后位置。队伍需要明确谁处理已知目标、谁检查未知角，而不是全员追着同一个轮廓移动。</w:t>
       </w:r>
     </w:p>
     <w:p>
       <w:r>
-        <w:t>队友配合也从这里开始。投完技能站在原地等待结果，和提前告诉队友准备进入，可能得到完全不同的效果。练习时既要看技能有没有落到位置，也要看队友有没有利用它。只用技能命中次数衡量学习效果，会漏掉这层关系。</w:t>
+        <w:t>图表：侦察箭的可观察状态</w:t>
+      </w:r>
+    </w:p>
+    <w:p>
+      <w:pPr>
+        <w:ind w:firstLine="0" w:left="397"/>
+      </w:pPr>
+      <w:r>
+        <w:t>1. 装备并发射：落点来自角度、蓄力与反弹</w:t>
+      </w:r>
+    </w:p>
+    <w:p>
+      <w:pPr>
+        <w:ind w:firstLine="0" w:left="397"/>
+      </w:pPr>
+      <w:r>
+        <w:t>2. 碰撞激活：进入侦察作用阶段</w:t>
+      </w:r>
+    </w:p>
+    <w:p>
+      <w:pPr>
+        <w:ind w:firstLine="0" w:left="397"/>
+      </w:pPr>
+      <w:r>
+        <w:t>3. 结果分支：目标反馈 / 被摧毁 / 无目标反馈</w:t>
+      </w:r>
+    </w:p>
+    <w:p>
+      <w:pPr>
+        <w:ind w:firstLine="0" w:left="397"/>
+      </w:pPr>
+      <w:r>
+        <w:t>4. 更新计划：处理已知目标，同时保留未覆盖角</w:t>
+      </w:r>
+    </w:p>
+    <w:p>
+      <w:r>
+        <w:t>拆解信息技能，要同时写出它告诉玩家什么，以及它没有资格告诉玩家什么。</w:t>
+      </w:r>
+    </w:p>
+    <w:p>
+      <w:pPr>
+        <w:spacing w:line="264" w:lineRule="auto"/>
+        <w:ind w:firstLine="0"/>
+        <w:jc w:val="center"/>
+      </w:pPr>
+      <w:r>
+        <w:t>来源：V3</w:t>
+      </w:r>
+    </w:p>
+    <w:p>
+      <w:pPr>
+        <w:pStyle w:val="Heading1"/>
+      </w:pPr>
+      <w:r>
+        <w:t>08 Omen：烟封得住枪线，也可能帮对手出烟</w:t>
+      </w:r>
+    </w:p>
+    <w:p>
+      <w:r>
+        <w:t>以一个假设入口为例：进攻者需要同时应对左侧近点和后方远线。把远线遮住，可以减少第一时间的检查方向。</w:t>
       </w:r>
     </w:p>
     <w:p>
@@ -236,17 +1740,58 @@
         <w:pStyle w:val="Heading2"/>
       </w:pPr>
       <w:r>
-        <w:t>最后把购买和前几回合的信息一起考虑</w:t>
+        <w:t>作用对象是视野</w:t>
       </w:r>
     </w:p>
     <w:p>
       <w:r>
-        <w:t>当玩家能够完成基本进点和回防，才更容易理解经济安排与对手习惯。前几回合对方如何防守，某条路线是否经常前压，队伍这一回合打算投入多少，都会影响行动。比赛由一系列回合组成，玩家不能只解释刚发生的那一次对枪。</w:t>
+        <w:t>官方技能页描述烟雾在指定位置形成遮挡视线的球体。烟不会替队伍处理所有敌人。入口附近仍可能有人，烟后也可能有人推进，队伍必须安排准星与站位接住这些变化。</w:t>
+      </w:r>
+    </w:p>
+    <w:p>
+      <w:pPr>
+        <w:pStyle w:val="Heading2"/>
+      </w:pPr>
+      <w:r>
+        <w:t>落点决定谁利用边界</w:t>
       </w:r>
     </w:p>
     <w:p>
       <w:r>
-        <w:t>此时复看对局，问题也可以问得更具体：进点时谁没有跟上；烟消失前是否已经过了关键路口；某个信息为什么被当成确定事实；购买阶段是否就出现分歧。这比把每次失败都总结成配合不好更有帮助。</w:t>
+        <w:t>如果烟伸出出口较多，对手可能从烟的不同边缘出现，进攻者要处理的出烟角会扩大。若烟贴合预期封锁口，出烟方向更集中。图只表达这个几何关系，不提供可直接照抄的地图点位。</w:t>
+      </w:r>
+    </w:p>
+    <w:p>
+      <w:pPr>
+        <w:pStyle w:val="Heading2"/>
+      </w:pPr>
+      <w:r>
+        <w:t>历史改动关注几何反制</w:t>
+      </w:r>
+    </w:p>
+    <w:p>
+      <w:r>
+        <w:t>9.10 限制 Omen 烟雾落在某些装饰几何上，要求落至可站立的关卡表面，以减少低反制的单向烟。它说明落点规则本身就是平衡参数，但不能概括为“从此没有任何单向烟”。</w:t>
+      </w:r>
+    </w:p>
+    <w:p>
+      <w:r>
+        <w:t>图表：自绘枪线示意 / 非真实地图比例</w:t>
+      </w:r>
+    </w:p>
+    <w:p>
+      <w:r>
+        <w:t>看烟的质量，要看它改变了双方哪些观察角与出烟选择，不只看它有没有覆盖到门口。</w:t>
+      </w:r>
+    </w:p>
+    <w:p>
+      <w:pPr>
+        <w:spacing w:line="264" w:lineRule="auto"/>
+        <w:ind w:firstLine="0"/>
+        <w:jc w:val="center"/>
+      </w:pPr>
+      <w:r>
+        <w:t>来源：V4、V8</w:t>
       </w:r>
     </w:p>
     <w:p>
@@ -254,7 +1799,12 @@
         <w:pStyle w:val="Heading1"/>
       </w:pPr>
       <w:r>
-        <w:t>三 核心玩法</w:t>
+        <w:t>09 Jett：用状态机拆开“能冲”和“来得及冲”</w:t>
+      </w:r>
+    </w:p>
+    <w:p>
+      <w:r>
+        <w:t>Jett 的历史调整没有简单删除位移，而是在使用前加入承诺，并缩短可以等待机会的时间。</w:t>
       </w:r>
     </w:p>
     <w:p>
@@ -262,32 +1812,12 @@
         <w:pStyle w:val="Heading2"/>
       </w:pPr>
       <w:r>
-        <w:t>技能改变的 是对枪之前需要处理的东西</w:t>
+        <w:t>4.08：先决定要用，再等机会</w:t>
       </w:r>
     </w:p>
     <w:p>
       <w:r>
-        <w:t>设想进攻方要穿过入口进入安装区域。入口前方有近处掩体，远处还有防守方能架枪的位置。如果直接走出去，进攻者需要同时应付多个可能出现敌人的方向。即使知道对方大概在哪，也不容易把准星同时放在两个位置。</w:t>
-      </w:r>
-    </w:p>
-    <w:p>
-      <w:r>
-        <w:t>此时在远处枪线上放烟，不能让那名防守者消失，但能暂时阻断直接观察。进攻者可以先处理近处的角落。这个技能减少的是同一时刻需要应付的方向，而不是保证这次进点成功。防守者仍然可能穿烟射击、改变位置，或者等待烟结束后重新接战。</w:t>
-      </w:r>
-    </w:p>
-    <w:p>
-      <w:r>
-        <w:t>烟的位置也有差别。烟口如果在不合适的位置留下活动空间，对手可能借烟靠近，反而让进攻方多出需要检查的近点。因此，评价一颗烟不能只看它有没有遮住人，要看它把双方接下来的交战位置推到了哪里。</w:t>
-      </w:r>
-    </w:p>
-    <w:p>
-      <w:r>
-        <w:t>侦察箭的作用则不同。猎枭把箭打到能够观察区域的位置，对方可以选择隐藏、击毁或离开。[3] 箭被打掉以后，进攻方失去了持续侦察，但可以确定装置受到了处理，并结合开火声音继续判断。至于是不是多人防守、角落有没有第二个人，仍然不能凭这一条反馈直接得出。</w:t>
-      </w:r>
-    </w:p>
-    <w:p>
-      <w:r>
-        <w:t>烟幕与侦察可以前后配合，却不能随便交换目的。一个主要改变视线，一个主要争取信息。只把它们都归成辅助进点，就说不清为什么有时需要先侦察再决定封烟，有时又需要先遮住一个方向，给侦察和队员靠近创造条件。</w:t>
+        <w:t>该版本将 Tailwind 改为消耗次数后进入 0.75 秒启动，再获得 12 秒可执行位移的窗口。它让使用者提前表态，不再把全部决定留到遭遇危险的一瞬间。这里展示历史状态，不作为当前版本参数。</w:t>
       </w:r>
     </w:p>
     <w:p>
@@ -295,27 +1825,12 @@
         <w:pStyle w:val="Heading2"/>
       </w:pPr>
       <w:r>
-        <w:t>配合是否成立 要看技能之后有没有人能接上</w:t>
+        <w:t>7.04：缩短等待空间</w:t>
       </w:r>
     </w:p>
     <w:p>
       <w:r>
-        <w:t>同样一支侦察箭，如果队友已经靠近入口，防守方处理箭头时，队友就有机会向前推进。如果队友还在远处，装置被清掉以后，防守方可能已经回到原来的位置。技能本身都正常释放，得到的结果却不同。</w:t>
-      </w:r>
-    </w:p>
-    <w:p>
-      <w:r>
-        <w:t>这说明进攻节奏不能只用出手快慢解释。更重要的是几个动作能不能衔接：信息出现时，有没有人能据此改变瞄准；烟幕形成时，队伍能不能及时通过；第一个人接敌时，后面的人能不能参与交火。任意两步之间隔得太远，前一个技能争取的条件就可能已经消失。</w:t>
-      </w:r>
-    </w:p>
-    <w:p>
-      <w:r>
-        <w:t>一种常见的分析误区，是默认防守者什么都不做，于是把进攻流程画成一条必胜连招。实际推演应该允许防守者后退、反制或拖延。进攻方看到守点的人退开，可以先占下空间再继续观察，不必因为预定了全套技能，就把剩余技能全部交掉。</w:t>
-      </w:r>
-    </w:p>
-    <w:p>
-      <w:r>
-        <w:t>因此，我认为英雄组合的深度主要体现在能接续多少种行动，而不仅是能叠加多少效果。同一套组合既能快速推进，也能试探后停下，才有调整余地。如果只有一套先后顺序，第一次没有成功就不知道做什么，组合看起来很复杂，实际选择却很少。</w:t>
+        <w:t>窗口由 12 秒改为 7.5 秒，启动由 0.75 秒改为 1 秒。官方意图是保留主动破点，同时减少防守架枪与反应式撤错能力。改的是机会窗口，并不是简单降低位移距离。</w:t>
       </w:r>
     </w:p>
     <w:p>
@@ -323,27 +1838,77 @@
         <w:pStyle w:val="Heading2"/>
       </w:pPr>
       <w:r>
-        <w:t>安装爆能器以后 地图上的好位置会变</w:t>
+        <w:t>输入成功与战术成功分离</w:t>
       </w:r>
     </w:p>
     <w:p>
       <w:r>
-        <w:t>安装之前，进攻方需要接近安装区域，防守方可以利用时间要求迫使对手行动。安装以后，防守方需要回来处理爆能器，进攻方则有了等待的理由。双方对同一条通路的需求发生交换。</w:t>
+        <w:t>进场位置正确，但队友仍在切技能，Jett 就可能单独面对多人。位移把她送到了新位置，却没有把队伍一起送过去。复盘时应分别检查启动是否过早、路线是否合理，以及第二人是否具备补枪条件。</w:t>
       </w:r>
     </w:p>
     <w:p>
       <w:r>
-        <w:t>例如，一名进攻者原本需要越过入口，安装后却可以退到能看住接近路线的位置。继续追击可能多拿一个击杀，但也可能离开能支援队友的范围。留在原地看似消极，实际上是在利用对手必须回来的条件。</w:t>
+        <w:t>图表：历史机制状态 / 7.04 参数快照</w:t>
+      </w:r>
+    </w:p>
+    <w:p>
+      <w:pPr>
+        <w:ind w:firstLine="0" w:left="397"/>
+      </w:pPr>
+      <w:r>
+        <w:t>1. 可用：玩家决定是否投入本次技能</w:t>
+      </w:r>
+    </w:p>
+    <w:p>
+      <w:pPr>
+        <w:ind w:firstLine="0" w:left="397"/>
+      </w:pPr>
+      <w:r>
+        <w:t>2. 预激活 1 秒：还不能把它当作即时逃生</w:t>
+      </w:r>
+    </w:p>
+    <w:p>
+      <w:pPr>
+        <w:ind w:firstLine="0" w:left="397"/>
+      </w:pPr>
+      <w:r>
+        <w:t>3. 有效窗口 7.5 秒：再次输入执行位移，或等待过期</w:t>
+      </w:r>
+    </w:p>
+    <w:p>
+      <w:pPr>
+        <w:ind w:firstLine="0" w:left="397"/>
+      </w:pPr>
+      <w:r>
+        <w:t>4. 执行或失效：检查落点和队友跟进，而非只看位移完成</w:t>
       </w:r>
     </w:p>
     <w:p>
       <w:r>
-        <w:t>技能的价值也会跟着变。进点时交烟，是为了让己方经过某条危险枪线；守包时留下的遮挡或区域限制技能，则可能用于阻碍对方接近。但把技能留到最后也有代价：如果前面因为少一个必要技能根本进不了点，所谓后续价值就不会出现。</w:t>
+        <w:t>如果一个技能同时服务进攻和撤退，可以先检查时间条件，未必需要直接删除其中一种玩法。</w:t>
+      </w:r>
+    </w:p>
+    <w:p>
+      <w:pPr>
+        <w:spacing w:line="264" w:lineRule="auto"/>
+        <w:ind w:firstLine="0"/>
+        <w:jc w:val="center"/>
+      </w:pPr>
+      <w:r>
+        <w:t>来源：V6、V7</w:t>
+      </w:r>
+    </w:p>
+    <w:p>
+      <w:pPr>
+        <w:pStyle w:val="Heading1"/>
+      </w:pPr>
+      <w:r>
+        <w:t>10 Cypher：装置警戒不能自动替代一个队友</w:t>
       </w:r>
     </w:p>
     <w:p>
       <w:r>
-        <w:t>这类取舍比笼统地说技能要省着用更准确。该不该交，要看当前问题是否值得立刻解决，以及解决之后能否形成下一步。如果当前不交就可能失去安装机会，继续保留未必理性；如果队伍已经拿到位置，再把技能全部倾倒出去，也可能没有必要。</w:t>
+        <w:t>把侧翼的一部分警戒交给装置，可以让玩家把视线转向正面。但这个收益依赖装置覆盖和反馈仍然可信。</w:t>
       </w:r>
     </w:p>
     <w:p>
@@ -351,27 +1916,12 @@
         <w:pStyle w:val="Heading2"/>
       </w:pPr>
       <w:r>
-        <w:t>回合经济让上一回合继续影响下一回合</w:t>
+        <w:t>先区分事件和持续状态</w:t>
       </w:r>
     </w:p>
     <w:p>
       <w:r>
-        <w:t>购买阶段把整场比赛与眼前对枪连接起来。玩家既要考虑本回合的战斗力，也要考虑后续能否形成一次比较完整的队伍投入。输掉一个回合之后，马上花光所有钱尝试扳回，并不是唯一选项。</w:t>
-      </w:r>
-    </w:p>
-    <w:p>
-      <w:r>
-        <w:t>以经济不整齐的队伍为例，有人能买理想装备，有人只能拿基础武器。如果各买各的，拥有较好装备的人可能期待一次正面执行，队友却准备通过近距离接触寻找机会。问题不只是枪械差距，还有同一回合的打法没有对齐。</w:t>
-      </w:r>
-    </w:p>
-    <w:p>
-      <w:r>
-        <w:t>经济约束也让武器和技能的相互补充变得重要。在装备较弱时，用遮挡缩短交战距离、等待对手进入多人能同时处理的位置，可能比在远距离重复同一种对枪更有希望。这不是低成本装备必然能翻盘，而是经济劣势可以转成一个需要调整打法的问题。</w:t>
-      </w:r>
-    </w:p>
-    <w:p>
-      <w:r>
-        <w:t>不过，我不认为每一局都需要复杂的算钱过程。基础规则应当能让玩家看清自己和队友大致能买什么，再围绕是否一起投入作出沟通。如果队伍必须依靠大量额外记忆才能做出最普通的购买判断，学习成本就会挤占对战本身的注意力。</w:t>
+        <w:t>绊线触发代表有人触及判定；绊线被摧毁代表原有布设失效。它们是不同事件。装置还在，也只能说明没有触发对应事件，不能证明一整片区域无敌人。</w:t>
       </w:r>
     </w:p>
     <w:p>
@@ -379,32 +1929,12 @@
         <w:pStyle w:val="Heading2"/>
       </w:pPr>
       <w:r>
-        <w:t>和 CS 相比 英雄让队伍分工更明确 也更难互相补位</w:t>
+        <w:t>信息失效要重新分工</w:t>
       </w:r>
     </w:p>
     <w:p>
       <w:r>
-        <w:t>CS 的烟、闪和燃烧类投掷物同样能处理视线、位置与进攻时机。所以，技能可以影响信息和空间，并不是无畏契约与 CS 的全部区别。更明显的差别在于：无畏契约把不同能力组合绑定到所选英雄身上，队伍在选人时就已经作出一部分分工。[1][6]</w:t>
-      </w:r>
-    </w:p>
-    <w:p>
-      <w:r>
-        <w:t>这种绑定有直观的好处。队友知道谁能提供某种遮挡或侦察，更容易提出具体请求；玩家也可以长期练习一个角色，通过熟悉工具形成自己的打法。英雄形象还让这套工具更容易被记住。</w:t>
-      </w:r>
-    </w:p>
-    <w:p>
-      <w:r>
-        <w:t>它也让损失一个队员的后果变得更具体。失去某位英雄，有时不仅少一把枪，还少了一种其他队员无法完整补上的手段。剩余队员需要改变过路、进点或看守侧后的办法。角色职责因此必须和地图、枪械一起理解，不能按一种固定站位从头打到尾。</w:t>
-      </w:r>
-    </w:p>
-    <w:p>
-      <w:r>
-        <w:t>称它融入 MOBA 元素，可以描述英雄、技能组合和职责分化，但不足以解释实际对局。这里并没有因此变成靠局内刷级和出装不断抬高英雄强度的比赛。枪械对抗和爆能器目标仍然约束着技能使用；官方对战术循环的说明，也把技能与射击执行放在同一个决策过程中。[7]</w:t>
-      </w:r>
-    </w:p>
-    <w:p>
-      <w:r>
-        <w:t>我认为值得保留的是这种相互依赖：枪法好的玩家可以把技能创造的条件兑现，擅长观察和配合的玩家也能让队友少冒一些险。需要警惕的则是技能效果让人来不及识别、更谈不上处理。Riot 在早期雷兹案例中提过，玩家未能理解和响应技能提示，会造成强烈挫败感。[7] 对英雄设计而言，让对手知道发生了什么、还可以怎么做，和让使用者觉得技能好用同样重要。</w:t>
+        <w:t>若负责正面的玩家得知后方绊线被处理，队伍应重新安排看后路的人，或改变推进速度。继续沿用“后面有人看”的假设，会把本来节省注意力的工具变成盲区。</w:t>
       </w:r>
     </w:p>
     <w:p>
@@ -412,97 +1942,2665 @@
         <w:pStyle w:val="Heading2"/>
       </w:pPr>
       <w:r>
-        <w:t>参考资料</w:t>
+        <w:t>适用范围</w:t>
+      </w:r>
+    </w:p>
+    <w:p>
+      <w:r>
+        <w:t>官方说明支持绊线可布设、可摧毁及触发后的限制效果。本文不把装置触发时间、重新生效时间或阵亡后的机制写成现行参数。不同英雄的装置与死后技能例外，需要单独核验。</w:t>
+      </w:r>
+    </w:p>
+    <w:p>
+      <w:r>
+        <w:t>图表：从装置信号到队伍动作</w:t>
+      </w:r>
+    </w:p>
+    <w:tbl>
+      <w:tblPr>
+        <w:tblW w:type="auto" w:w="0"/>
+        <w:tblLayout w:type="fixed"/>
+        <w:tblLook w:firstColumn="1" w:firstRow="1" w:lastColumn="0" w:lastRow="0" w:noHBand="0" w:noVBand="1" w:val="04A0"/>
+      </w:tblPr>
+      <w:tblGrid>
+        <w:gridCol w:w="3099"/>
+        <w:gridCol w:w="3099"/>
+        <w:gridCol w:w="3099"/>
+      </w:tblGrid>
+      <w:tr>
+        <w:trPr>
+          <w:tblHeader/>
+        </w:trPr>
+        <w:tc>
+          <w:tcPr>
+            <w:tcW w:type="dxa" w:w="3099"/>
+            <w:vAlign w:val="center"/>
+            <w:shd w:fill="9b3747"/>
+            <w:tcMar>
+              <w:top w:w="100" w:type="dxa"/>
+              <w:left w:w="100" w:type="dxa"/>
+              <w:bottom w:w="100" w:type="dxa"/>
+              <w:right w:w="100" w:type="dxa"/>
+            </w:tcMar>
+          </w:tcPr>
+          <w:p>
+            <w:pPr>
+              <w:spacing w:after="0"/>
+              <w:ind w:firstLine="0"/>
+            </w:pPr>
+            <w:r>
+              <w:rPr>
+                <w:b/>
+                <w:color w:val="FFFFFF"/>
+                <w:sz w:val="17"/>
+              </w:rPr>
+              <w:t>可观察信号</w:t>
+            </w:r>
+          </w:p>
+        </w:tc>
+        <w:tc>
+          <w:tcPr>
+            <w:tcW w:type="dxa" w:w="3099"/>
+            <w:vAlign w:val="center"/>
+            <w:shd w:fill="9b3747"/>
+            <w:tcMar>
+              <w:top w:w="100" w:type="dxa"/>
+              <w:left w:w="100" w:type="dxa"/>
+              <w:bottom w:w="100" w:type="dxa"/>
+              <w:right w:w="100" w:type="dxa"/>
+            </w:tcMar>
+          </w:tcPr>
+          <w:p>
+            <w:pPr>
+              <w:spacing w:after="0"/>
+              <w:ind w:firstLine="0"/>
+            </w:pPr>
+            <w:r>
+              <w:rPr>
+                <w:b/>
+                <w:color w:val="FFFFFF"/>
+                <w:sz w:val="17"/>
+              </w:rPr>
+              <w:t>合理解读</w:t>
+            </w:r>
+          </w:p>
+        </w:tc>
+        <w:tc>
+          <w:tcPr>
+            <w:tcW w:type="dxa" w:w="3099"/>
+            <w:vAlign w:val="center"/>
+            <w:shd w:fill="9b3747"/>
+            <w:tcMar>
+              <w:top w:w="100" w:type="dxa"/>
+              <w:left w:w="100" w:type="dxa"/>
+              <w:bottom w:w="100" w:type="dxa"/>
+              <w:right w:w="100" w:type="dxa"/>
+            </w:tcMar>
+          </w:tcPr>
+          <w:p>
+            <w:pPr>
+              <w:spacing w:after="0"/>
+              <w:ind w:firstLine="0"/>
+            </w:pPr>
+            <w:r>
+              <w:rPr>
+                <w:b/>
+                <w:color w:val="FFFFFF"/>
+                <w:sz w:val="17"/>
+              </w:rPr>
+              <w:t>队伍动作</w:t>
+            </w:r>
+          </w:p>
+        </w:tc>
+      </w:tr>
+      <w:tr>
+        <w:tc>
+          <w:tcPr>
+            <w:tcW w:type="dxa" w:w="3099"/>
+            <w:vAlign w:val="center"/>
+            <w:shd w:fill="F5F6F5"/>
+            <w:tcMar>
+              <w:top w:w="100" w:type="dxa"/>
+              <w:left w:w="100" w:type="dxa"/>
+              <w:bottom w:w="100" w:type="dxa"/>
+              <w:right w:w="100" w:type="dxa"/>
+            </w:tcMar>
+          </w:tcPr>
+          <w:p>
+            <w:pPr>
+              <w:spacing w:after="0"/>
+              <w:ind w:firstLine="0"/>
+            </w:pPr>
+            <w:r>
+              <w:rPr>
+                <w:b w:val="0"/>
+                <w:color w:val="222222"/>
+                <w:sz w:val="17"/>
+              </w:rPr>
+              <w:t>未触发</w:t>
+            </w:r>
+          </w:p>
+        </w:tc>
+        <w:tc>
+          <w:tcPr>
+            <w:tcW w:type="dxa" w:w="3099"/>
+            <w:vAlign w:val="center"/>
+            <w:shd w:fill="F5F6F5"/>
+            <w:tcMar>
+              <w:top w:w="100" w:type="dxa"/>
+              <w:left w:w="100" w:type="dxa"/>
+              <w:bottom w:w="100" w:type="dxa"/>
+              <w:right w:w="100" w:type="dxa"/>
+            </w:tcMar>
+          </w:tcPr>
+          <w:p>
+            <w:pPr>
+              <w:spacing w:after="0"/>
+              <w:ind w:firstLine="0"/>
+            </w:pPr>
+            <w:r>
+              <w:rPr>
+                <w:b w:val="0"/>
+                <w:color w:val="222222"/>
+                <w:sz w:val="17"/>
+              </w:rPr>
+              <w:t>此布设尚未报告经过者</w:t>
+            </w:r>
+          </w:p>
+        </w:tc>
+        <w:tc>
+          <w:tcPr>
+            <w:tcW w:type="dxa" w:w="3099"/>
+            <w:vAlign w:val="center"/>
+            <w:shd w:fill="F5F6F5"/>
+            <w:tcMar>
+              <w:top w:w="100" w:type="dxa"/>
+              <w:left w:w="100" w:type="dxa"/>
+              <w:bottom w:w="100" w:type="dxa"/>
+              <w:right w:w="100" w:type="dxa"/>
+            </w:tcMar>
+          </w:tcPr>
+          <w:p>
+            <w:pPr>
+              <w:spacing w:after="0"/>
+              <w:ind w:firstLine="0"/>
+            </w:pPr>
+            <w:r>
+              <w:rPr>
+                <w:b w:val="0"/>
+                <w:color w:val="222222"/>
+                <w:sz w:val="17"/>
+              </w:rPr>
+              <w:t>保持原计划，但不宣称全侧安全</w:t>
+            </w:r>
+          </w:p>
+        </w:tc>
+      </w:tr>
+      <w:tr>
+        <w:tc>
+          <w:tcPr>
+            <w:tcW w:type="dxa" w:w="3099"/>
+            <w:vAlign w:val="center"/>
+            <w:shd w:fill="F5F6F5"/>
+            <w:tcMar>
+              <w:top w:w="100" w:type="dxa"/>
+              <w:left w:w="100" w:type="dxa"/>
+              <w:bottom w:w="100" w:type="dxa"/>
+              <w:right w:w="100" w:type="dxa"/>
+            </w:tcMar>
+          </w:tcPr>
+          <w:p>
+            <w:pPr>
+              <w:spacing w:after="0"/>
+              <w:ind w:firstLine="0"/>
+            </w:pPr>
+            <w:r>
+              <w:rPr>
+                <w:b w:val="0"/>
+                <w:color w:val="222222"/>
+                <w:sz w:val="17"/>
+              </w:rPr>
+              <w:t>发生触发</w:t>
+            </w:r>
+          </w:p>
+        </w:tc>
+        <w:tc>
+          <w:tcPr>
+            <w:tcW w:type="dxa" w:w="3099"/>
+            <w:vAlign w:val="center"/>
+            <w:shd w:fill="F5F6F5"/>
+            <w:tcMar>
+              <w:top w:w="100" w:type="dxa"/>
+              <w:left w:w="100" w:type="dxa"/>
+              <w:bottom w:w="100" w:type="dxa"/>
+              <w:right w:w="100" w:type="dxa"/>
+            </w:tcMar>
+          </w:tcPr>
+          <w:p>
+            <w:pPr>
+              <w:spacing w:after="0"/>
+              <w:ind w:firstLine="0"/>
+            </w:pPr>
+            <w:r>
+              <w:rPr>
+                <w:b w:val="0"/>
+                <w:color w:val="222222"/>
+                <w:sz w:val="17"/>
+              </w:rPr>
+              <w:t>对应位置出现受影响目标</w:t>
+            </w:r>
+          </w:p>
+        </w:tc>
+        <w:tc>
+          <w:tcPr>
+            <w:tcW w:type="dxa" w:w="3099"/>
+            <w:vAlign w:val="center"/>
+            <w:shd w:fill="F5F6F5"/>
+            <w:tcMar>
+              <w:top w:w="100" w:type="dxa"/>
+              <w:left w:w="100" w:type="dxa"/>
+              <w:bottom w:w="100" w:type="dxa"/>
+              <w:right w:w="100" w:type="dxa"/>
+            </w:tcMar>
+          </w:tcPr>
+          <w:p>
+            <w:pPr>
+              <w:spacing w:after="0"/>
+              <w:ind w:firstLine="0"/>
+            </w:pPr>
+            <w:r>
+              <w:rPr>
+                <w:b w:val="0"/>
+                <w:color w:val="222222"/>
+                <w:sz w:val="17"/>
+              </w:rPr>
+              <w:t>指定一人处理，其他人保正面</w:t>
+            </w:r>
+          </w:p>
+        </w:tc>
+      </w:tr>
+      <w:tr>
+        <w:tc>
+          <w:tcPr>
+            <w:tcW w:type="dxa" w:w="3099"/>
+            <w:vAlign w:val="center"/>
+            <w:shd w:fill="F5F6F5"/>
+            <w:tcMar>
+              <w:top w:w="100" w:type="dxa"/>
+              <w:left w:w="100" w:type="dxa"/>
+              <w:bottom w:w="100" w:type="dxa"/>
+              <w:right w:w="100" w:type="dxa"/>
+            </w:tcMar>
+          </w:tcPr>
+          <w:p>
+            <w:pPr>
+              <w:spacing w:after="0"/>
+              <w:ind w:firstLine="0"/>
+            </w:pPr>
+            <w:r>
+              <w:rPr>
+                <w:b w:val="0"/>
+                <w:color w:val="222222"/>
+                <w:sz w:val="17"/>
+              </w:rPr>
+              <w:t>被摧毁</w:t>
+            </w:r>
+          </w:p>
+        </w:tc>
+        <w:tc>
+          <w:tcPr>
+            <w:tcW w:type="dxa" w:w="3099"/>
+            <w:vAlign w:val="center"/>
+            <w:shd w:fill="F5F6F5"/>
+            <w:tcMar>
+              <w:top w:w="100" w:type="dxa"/>
+              <w:left w:w="100" w:type="dxa"/>
+              <w:bottom w:w="100" w:type="dxa"/>
+              <w:right w:w="100" w:type="dxa"/>
+            </w:tcMar>
+          </w:tcPr>
+          <w:p>
+            <w:pPr>
+              <w:spacing w:after="0"/>
+              <w:ind w:firstLine="0"/>
+            </w:pPr>
+            <w:r>
+              <w:rPr>
+                <w:b w:val="0"/>
+                <w:color w:val="222222"/>
+                <w:sz w:val="17"/>
+              </w:rPr>
+              <w:t>原有警戒条件不再成立</w:t>
+            </w:r>
+          </w:p>
+        </w:tc>
+        <w:tc>
+          <w:tcPr>
+            <w:tcW w:type="dxa" w:w="3099"/>
+            <w:vAlign w:val="center"/>
+            <w:shd w:fill="F5F6F5"/>
+            <w:tcMar>
+              <w:top w:w="100" w:type="dxa"/>
+              <w:left w:w="100" w:type="dxa"/>
+              <w:bottom w:w="100" w:type="dxa"/>
+              <w:right w:w="100" w:type="dxa"/>
+            </w:tcMar>
+          </w:tcPr>
+          <w:p>
+            <w:pPr>
+              <w:spacing w:after="0"/>
+              <w:ind w:firstLine="0"/>
+            </w:pPr>
+            <w:r>
+              <w:rPr>
+                <w:b w:val="0"/>
+                <w:color w:val="222222"/>
+                <w:sz w:val="17"/>
+              </w:rPr>
+              <w:t>重新分配后路视线</w:t>
+            </w:r>
+          </w:p>
+        </w:tc>
+      </w:tr>
+      <w:tr>
+        <w:tc>
+          <w:tcPr>
+            <w:tcW w:type="dxa" w:w="3099"/>
+            <w:vAlign w:val="center"/>
+            <w:shd w:fill="F5F6F5"/>
+            <w:tcMar>
+              <w:top w:w="100" w:type="dxa"/>
+              <w:left w:w="100" w:type="dxa"/>
+              <w:bottom w:w="100" w:type="dxa"/>
+              <w:right w:w="100" w:type="dxa"/>
+            </w:tcMar>
+          </w:tcPr>
+          <w:p>
+            <w:pPr>
+              <w:spacing w:after="0"/>
+              <w:ind w:firstLine="0"/>
+            </w:pPr>
+            <w:r>
+              <w:rPr>
+                <w:b w:val="0"/>
+                <w:color w:val="222222"/>
+                <w:sz w:val="17"/>
+              </w:rPr>
+              <w:t>路线改变</w:t>
+            </w:r>
+          </w:p>
+        </w:tc>
+        <w:tc>
+          <w:tcPr>
+            <w:tcW w:type="dxa" w:w="3099"/>
+            <w:vAlign w:val="center"/>
+            <w:shd w:fill="F5F6F5"/>
+            <w:tcMar>
+              <w:top w:w="100" w:type="dxa"/>
+              <w:left w:w="100" w:type="dxa"/>
+              <w:bottom w:w="100" w:type="dxa"/>
+              <w:right w:w="100" w:type="dxa"/>
+            </w:tcMar>
+          </w:tcPr>
+          <w:p>
+            <w:pPr>
+              <w:spacing w:after="0"/>
+              <w:ind w:firstLine="0"/>
+            </w:pPr>
+            <w:r>
+              <w:rPr>
+                <w:b w:val="0"/>
+                <w:color w:val="222222"/>
+                <w:sz w:val="17"/>
+              </w:rPr>
+              <w:t>装置与当前目标可能脱节</w:t>
+            </w:r>
+          </w:p>
+        </w:tc>
+        <w:tc>
+          <w:tcPr>
+            <w:tcW w:type="dxa" w:w="3099"/>
+            <w:vAlign w:val="center"/>
+            <w:shd w:fill="F5F6F5"/>
+            <w:tcMar>
+              <w:top w:w="100" w:type="dxa"/>
+              <w:left w:w="100" w:type="dxa"/>
+              <w:bottom w:w="100" w:type="dxa"/>
+              <w:right w:w="100" w:type="dxa"/>
+            </w:tcMar>
+          </w:tcPr>
+          <w:p>
+            <w:pPr>
+              <w:spacing w:after="0"/>
+              <w:ind w:firstLine="0"/>
+            </w:pPr>
+            <w:r>
+              <w:rPr>
+                <w:b w:val="0"/>
+                <w:color w:val="222222"/>
+                <w:sz w:val="17"/>
+              </w:rPr>
+              <w:t>重新判断布设是否仍相关</w:t>
+            </w:r>
+          </w:p>
+        </w:tc>
+      </w:tr>
+      <w:tr>
+        <w:tc>
+          <w:tcPr>
+            <w:tcW w:type="dxa" w:w="3099"/>
+            <w:vAlign w:val="center"/>
+            <w:shd w:fill="F5F6F5"/>
+            <w:tcMar>
+              <w:top w:w="100" w:type="dxa"/>
+              <w:left w:w="100" w:type="dxa"/>
+              <w:bottom w:w="100" w:type="dxa"/>
+              <w:right w:w="100" w:type="dxa"/>
+            </w:tcMar>
+          </w:tcPr>
+          <w:p>
+            <w:pPr>
+              <w:spacing w:after="0"/>
+              <w:ind w:firstLine="0"/>
+            </w:pPr>
+            <w:r>
+              <w:rPr>
+                <w:b w:val="0"/>
+                <w:color w:val="222222"/>
+                <w:sz w:val="17"/>
+              </w:rPr>
+              <w:t>队友没听到反馈</w:t>
+            </w:r>
+          </w:p>
+        </w:tc>
+        <w:tc>
+          <w:tcPr>
+            <w:tcW w:type="dxa" w:w="3099"/>
+            <w:vAlign w:val="center"/>
+            <w:shd w:fill="F5F6F5"/>
+            <w:tcMar>
+              <w:top w:w="100" w:type="dxa"/>
+              <w:left w:w="100" w:type="dxa"/>
+              <w:bottom w:w="100" w:type="dxa"/>
+              <w:right w:w="100" w:type="dxa"/>
+            </w:tcMar>
+          </w:tcPr>
+          <w:p>
+            <w:pPr>
+              <w:spacing w:after="0"/>
+              <w:ind w:firstLine="0"/>
+            </w:pPr>
+            <w:r>
+              <w:rPr>
+                <w:b w:val="0"/>
+                <w:color w:val="222222"/>
+                <w:sz w:val="17"/>
+              </w:rPr>
+              <w:t>团队信息未同步</w:t>
+            </w:r>
+          </w:p>
+        </w:tc>
+        <w:tc>
+          <w:tcPr>
+            <w:tcW w:type="dxa" w:w="3099"/>
+            <w:vAlign w:val="center"/>
+            <w:shd w:fill="F5F6F5"/>
+            <w:tcMar>
+              <w:top w:w="100" w:type="dxa"/>
+              <w:left w:w="100" w:type="dxa"/>
+              <w:bottom w:w="100" w:type="dxa"/>
+              <w:right w:w="100" w:type="dxa"/>
+            </w:tcMar>
+          </w:tcPr>
+          <w:p>
+            <w:pPr>
+              <w:spacing w:after="0"/>
+              <w:ind w:firstLine="0"/>
+            </w:pPr>
+            <w:r>
+              <w:rPr>
+                <w:b w:val="0"/>
+                <w:color w:val="222222"/>
+                <w:sz w:val="17"/>
+              </w:rPr>
+              <w:t>补一次清楚报点，避免重复吵杂</w:t>
+            </w:r>
+          </w:p>
+        </w:tc>
+      </w:tr>
+    </w:tbl>
+    <w:p/>
+    <w:p>
+      <w:r>
+        <w:t>辅助技能的价值常体现在队伍能把注意力转到哪里；这个转移应当随着装置失效而撤回。</w:t>
       </w:r>
     </w:p>
     <w:p>
       <w:pPr>
-        <w:spacing w:line="276" w:lineRule="auto"/>
+        <w:spacing w:line="264" w:lineRule="auto"/>
         <w:ind w:firstLine="0"/>
+        <w:jc w:val="center"/>
       </w:pPr>
       <w:r>
-        <w:rPr>
-          <w:sz w:val="18"/>
-        </w:rPr>
-        <w:t>[1] Riot Games，Beginner's Guide，2024-08-02。基础回合、购买、英雄分工及沟通规则。未采用其中随版本变化的英雄和地图数量。https://playvalorant.com/en-us/news/announcements/beginners-guide/</w:t>
+        <w:t>来源：V5</w:t>
       </w:r>
     </w:p>
     <w:p>
       <w:pPr>
-        <w:spacing w:line="276" w:lineRule="auto"/>
-        <w:ind w:firstLine="0"/>
+        <w:pStyle w:val="Heading1"/>
       </w:pPr>
       <w:r>
-        <w:rPr>
-          <w:sz w:val="18"/>
-        </w:rPr>
-        <w:t>[2] Riot Games，Arsenal。枪械类型与使用差异。https://playvalorant.com/en-us/arsenal/</w:t>
+        <w:t>11 进点时间轴：有效窗口必须真的重叠</w:t>
+      </w:r>
+    </w:p>
+    <w:p>
+      <w:r>
+        <w:t>以下秒数完全自设，只用于演算。假设侦察结果、远线遮挡和队友跟进各有一段有效时间；它们单独存在，不代表配合成立。</w:t>
       </w:r>
     </w:p>
     <w:p>
       <w:pPr>
-        <w:spacing w:line="276" w:lineRule="auto"/>
-        <w:ind w:firstLine="0"/>
+        <w:pStyle w:val="Heading2"/>
       </w:pPr>
       <w:r>
-        <w:rPr>
-          <w:sz w:val="18"/>
-        </w:rPr>
-        <w:t>[3] Riot Games，Sova。侦察箭视线要求及可被击毁的机制。https://playvalorant.com/en-us/agents/sova/</w:t>
+        <w:t>定义一个可检查条件</w:t>
+      </w:r>
+    </w:p>
+    <w:p>
+      <w:r>
+        <w:t>把三段区间记为 I、S、T，重叠长度 W=max(0,min(结束时刻)-max(开始时刻))。这只是检查时序的工具，不是游戏内公式。若 W 为零，就没有同时满足这三个前提的时段。</w:t>
       </w:r>
     </w:p>
     <w:p>
       <w:pPr>
-        <w:spacing w:line="276" w:lineRule="auto"/>
-        <w:ind w:firstLine="0"/>
+        <w:pStyle w:val="Heading2"/>
       </w:pPr>
       <w:r>
-        <w:rPr>
-          <w:sz w:val="18"/>
-        </w:rPr>
-        <w:t>[4] Riot Games，Omen。烟幕遮挡视线的机制。https://playvalorant.com/en-us/agents/omen/</w:t>
+        <w:t>按图计算</w:t>
+      </w:r>
+    </w:p>
+    <w:p>
+      <w:r>
+        <w:t>假设信息可用为第 2 至 8 秒，烟雾服务入口为第 3 至 7 秒，队友能跟进为第 4 至 6 秒，重叠是第 4 至 6 秒，共 2 秒。若队友第 7 秒才就位，重叠变为零。技能都放对，也可能没有配合窗口。</w:t>
       </w:r>
     </w:p>
     <w:p>
       <w:pPr>
-        <w:spacing w:line="276" w:lineRule="auto"/>
-        <w:ind w:firstLine="0"/>
+        <w:pStyle w:val="Heading2"/>
       </w:pPr>
       <w:r>
-        <w:rPr>
-          <w:sz w:val="18"/>
-        </w:rPr>
-        <w:t>[5] Riot Games，Cypher。仅采用陷阱可布置、可破坏等机制，未采用旧版牢笼减速描述。https://playvalorant.com/en-us/agents/cypher/</w:t>
+        <w:t>为什么重叠仍不等于成功</w:t>
+      </w:r>
+    </w:p>
+    <w:p>
+      <w:r>
+        <w:t>W 大于零只表示几个前提同时具备。未知近点、对方延缓技能、切枪时间和玩家瞄准仍可能让推进失败。进攻指令应根据实际反馈确认，不应只靠倒数把人送进去。</w:t>
+      </w:r>
+    </w:p>
+    <w:p>
+      <w:r>
+        <w:t>图表：假设进点时序 / 不是技能真实持续时间</w:t>
+      </w:r>
+    </w:p>
+    <w:p>
+      <w:r>
+        <w:t>复盘可先问“第二个人到入口时，前面交出的工具还有效吗？”这比笼统说队友不配合更容易定位问题。</w:t>
       </w:r>
     </w:p>
     <w:p>
       <w:pPr>
-        <w:spacing w:line="276" w:lineRule="auto"/>
+        <w:spacing w:line="264" w:lineRule="auto"/>
         <w:ind w:firstLine="0"/>
+        <w:jc w:val="center"/>
       </w:pPr>
       <w:r>
-        <w:rPr>
-          <w:sz w:val="18"/>
-        </w:rPr>
-        <w:t>[6] Valve，Counter-Strike 2 官方介绍中的 Responsive Smokes。CS 也通过投掷物改变视线和交战条件。https://www.counter-strike.net/cs2</w:t>
+        <w:t>来源：本文模型 / 假设推演</w:t>
       </w:r>
     </w:p>
     <w:p>
       <w:pPr>
-        <w:spacing w:line="276" w:lineRule="auto"/>
         <w:ind w:firstLine="0"/>
+        <w:jc w:val="center"/>
       </w:pPr>
       <w:r>
-        <w:rPr>
-          <w:sz w:val="18"/>
-        </w:rPr>
-        <w:t>[7] Riot Games，How we balance VALORANT，2020-06-26。战术循环及早期雷兹反制提示案例，不作为当前平衡状态的结论。https://playvalorant.com/en-us/news/dev/how-we-balance-valorant/</w:t>
+        <w:drawing>
+          <wp:inline xmlns:a="http://schemas.openxmlformats.org/drawingml/2006/main" xmlns:pic="http://schemas.openxmlformats.org/drawingml/2006/picture">
+            <wp:extent cx="5760000" cy="3240000"/>
+            <wp:docPr id="3" name="Picture 3" descr="三段条件的进点重叠窗口"/>
+            <wp:cNvGraphicFramePr>
+              <a:graphicFrameLocks noChangeAspect="1"/>
+            </wp:cNvGraphicFramePr>
+            <a:graphic>
+              <a:graphicData uri="http://schemas.openxmlformats.org/drawingml/2006/picture">
+                <pic:pic>
+                  <pic:nvPicPr>
+                    <pic:cNvPr id="0" name="valorant-timeline.png"/>
+                    <pic:cNvPicPr/>
+                  </pic:nvPicPr>
+                  <pic:blipFill>
+                    <a:blip r:embed="rId12"/>
+                    <a:stretch>
+                      <a:fillRect/>
+                    </a:stretch>
+                  </pic:blipFill>
+                  <pic:spPr>
+                    <a:xfrm>
+                      <a:off x="0" y="0"/>
+                      <a:ext cx="5760000" cy="3240000"/>
+                    </a:xfrm>
+                    <a:prstGeom prst="rect"/>
+                  </pic:spPr>
+                </pic:pic>
+              </a:graphicData>
+            </a:graphic>
+          </wp:inline>
+        </w:drawing>
+      </w:r>
+    </w:p>
+    <w:p>
+      <w:pPr>
+        <w:spacing w:line="264" w:lineRule="auto"/>
+        <w:ind w:firstLine="0"/>
+        <w:jc w:val="center"/>
+      </w:pPr>
+      <w:r>
+        <w:t>图 三段条件的进点重叠窗口。图中关系为本文归纳，不是客户端内部架构。</w:t>
+      </w:r>
+    </w:p>
+    <w:p>
+      <w:pPr>
+        <w:pStyle w:val="Heading1"/>
+      </w:pPr>
+      <w:r>
+        <w:t>12 从防守方看：让对方的技能分开生效</w:t>
+      </w:r>
+    </w:p>
+    <w:p>
+      <w:r>
+        <w:t>上一节的进攻依赖时序重叠。防守方不一定需要一次性打赢所有工具，也可以让它们错开。</w:t>
+      </w:r>
+    </w:p>
+    <w:p>
+      <w:pPr>
+        <w:pStyle w:val="Heading2"/>
+      </w:pPr>
+      <w:r>
+        <w:t>有反馈时重新判断</w:t>
+      </w:r>
+    </w:p>
+    <w:p>
+      <w:r>
+        <w:t>侦察被处理后，进攻方失去计划中的信息前提；入口被延缓后，烟可能已经消耗一段时间；第一人进场但第二人被挡在外面，补枪条件也随之改变。此时继续原计划的风险已经不同。</w:t>
+      </w:r>
+    </w:p>
+    <w:p>
+      <w:pPr>
+        <w:pStyle w:val="Heading2"/>
+      </w:pPr>
+      <w:r>
+        <w:t>取消进点也是有效决策</w:t>
+      </w:r>
+    </w:p>
+    <w:p>
+      <w:r>
+        <w:t>若时间允许，收回前压、补充线索或换方向，可能比硬走更合理。若回合时间紧迫，就需要接受不完整条件下的推进。拆解不能只写理想连招，还要说明什么时候退出和什么时候必须承担风险。</w:t>
+      </w:r>
+    </w:p>
+    <w:p>
+      <w:pPr>
+        <w:pStyle w:val="Heading2"/>
+      </w:pPr>
+      <w:r>
+        <w:t>不要归咎一个角色</w:t>
+      </w:r>
+    </w:p>
+    <w:p>
+      <w:r>
+        <w:t>烟消失可能是交得太早，也可能是入口突然被阻断。Jett 单独阵亡可能是自身脱节，也可能是后续队友受到新威胁。先还原事件顺序，再判断责任，避免把结果倒推成固定的人物问题。</w:t>
+      </w:r>
+    </w:p>
+    <w:p>
+      <w:r>
+        <w:t>图表：进点故障定位表</w:t>
+      </w:r>
+    </w:p>
+    <w:tbl>
+      <w:tblPr>
+        <w:tblW w:type="auto" w:w="0"/>
+        <w:tblLayout w:type="fixed"/>
+        <w:tblLook w:firstColumn="1" w:firstRow="1" w:lastColumn="0" w:lastRow="0" w:noHBand="0" w:noVBand="1" w:val="04A0"/>
+      </w:tblPr>
+      <w:tblGrid>
+        <w:gridCol w:w="3099"/>
+        <w:gridCol w:w="3099"/>
+        <w:gridCol w:w="3099"/>
+      </w:tblGrid>
+      <w:tr>
+        <w:trPr>
+          <w:tblHeader/>
+        </w:trPr>
+        <w:tc>
+          <w:tcPr>
+            <w:tcW w:type="dxa" w:w="3099"/>
+            <w:vAlign w:val="center"/>
+            <w:shd w:fill="9b3747"/>
+            <w:tcMar>
+              <w:top w:w="100" w:type="dxa"/>
+              <w:left w:w="100" w:type="dxa"/>
+              <w:bottom w:w="100" w:type="dxa"/>
+              <w:right w:w="100" w:type="dxa"/>
+            </w:tcMar>
+          </w:tcPr>
+          <w:p>
+            <w:pPr>
+              <w:spacing w:after="0"/>
+              <w:ind w:firstLine="0"/>
+            </w:pPr>
+            <w:r>
+              <w:rPr>
+                <w:b/>
+                <w:color w:val="FFFFFF"/>
+                <w:sz w:val="17"/>
+              </w:rPr>
+              <w:t>出现的问题</w:t>
+            </w:r>
+          </w:p>
+        </w:tc>
+        <w:tc>
+          <w:tcPr>
+            <w:tcW w:type="dxa" w:w="3099"/>
+            <w:vAlign w:val="center"/>
+            <w:shd w:fill="9b3747"/>
+            <w:tcMar>
+              <w:top w:w="100" w:type="dxa"/>
+              <w:left w:w="100" w:type="dxa"/>
+              <w:bottom w:w="100" w:type="dxa"/>
+              <w:right w:w="100" w:type="dxa"/>
+            </w:tcMar>
+          </w:tcPr>
+          <w:p>
+            <w:pPr>
+              <w:spacing w:after="0"/>
+              <w:ind w:firstLine="0"/>
+            </w:pPr>
+            <w:r>
+              <w:rPr>
+                <w:b/>
+                <w:color w:val="FFFFFF"/>
+                <w:sz w:val="17"/>
+              </w:rPr>
+              <w:t>被破坏的前提</w:t>
+            </w:r>
+          </w:p>
+        </w:tc>
+        <w:tc>
+          <w:tcPr>
+            <w:tcW w:type="dxa" w:w="3099"/>
+            <w:vAlign w:val="center"/>
+            <w:shd w:fill="9b3747"/>
+            <w:tcMar>
+              <w:top w:w="100" w:type="dxa"/>
+              <w:left w:w="100" w:type="dxa"/>
+              <w:bottom w:w="100" w:type="dxa"/>
+              <w:right w:w="100" w:type="dxa"/>
+            </w:tcMar>
+          </w:tcPr>
+          <w:p>
+            <w:pPr>
+              <w:spacing w:after="0"/>
+              <w:ind w:firstLine="0"/>
+            </w:pPr>
+            <w:r>
+              <w:rPr>
+                <w:b/>
+                <w:color w:val="FFFFFF"/>
+                <w:sz w:val="17"/>
+              </w:rPr>
+              <w:t>可选应对</w:t>
+            </w:r>
+          </w:p>
+        </w:tc>
+      </w:tr>
+      <w:tr>
+        <w:tc>
+          <w:tcPr>
+            <w:tcW w:type="dxa" w:w="3099"/>
+            <w:vAlign w:val="center"/>
+            <w:shd w:fill="F5F6F5"/>
+            <w:tcMar>
+              <w:top w:w="100" w:type="dxa"/>
+              <w:left w:w="100" w:type="dxa"/>
+              <w:bottom w:w="100" w:type="dxa"/>
+              <w:right w:w="100" w:type="dxa"/>
+            </w:tcMar>
+          </w:tcPr>
+          <w:p>
+            <w:pPr>
+              <w:spacing w:after="0"/>
+              <w:ind w:firstLine="0"/>
+            </w:pPr>
+            <w:r>
+              <w:rPr>
+                <w:b w:val="0"/>
+                <w:color w:val="222222"/>
+                <w:sz w:val="17"/>
+              </w:rPr>
+              <w:t>侦察刚落就被处理</w:t>
+            </w:r>
+          </w:p>
+        </w:tc>
+        <w:tc>
+          <w:tcPr>
+            <w:tcW w:type="dxa" w:w="3099"/>
+            <w:vAlign w:val="center"/>
+            <w:shd w:fill="F5F6F5"/>
+            <w:tcMar>
+              <w:top w:w="100" w:type="dxa"/>
+              <w:left w:w="100" w:type="dxa"/>
+              <w:bottom w:w="100" w:type="dxa"/>
+              <w:right w:w="100" w:type="dxa"/>
+            </w:tcMar>
+          </w:tcPr>
+          <w:p>
+            <w:pPr>
+              <w:spacing w:after="0"/>
+              <w:ind w:firstLine="0"/>
+            </w:pPr>
+            <w:r>
+              <w:rPr>
+                <w:b w:val="0"/>
+                <w:color w:val="222222"/>
+                <w:sz w:val="17"/>
+              </w:rPr>
+              <w:t>预定信息缺失</w:t>
+            </w:r>
+          </w:p>
+        </w:tc>
+        <w:tc>
+          <w:tcPr>
+            <w:tcW w:type="dxa" w:w="3099"/>
+            <w:vAlign w:val="center"/>
+            <w:shd w:fill="F5F6F5"/>
+            <w:tcMar>
+              <w:top w:w="100" w:type="dxa"/>
+              <w:left w:w="100" w:type="dxa"/>
+              <w:bottom w:w="100" w:type="dxa"/>
+              <w:right w:w="100" w:type="dxa"/>
+            </w:tcMar>
+          </w:tcPr>
+          <w:p>
+            <w:pPr>
+              <w:spacing w:after="0"/>
+              <w:ind w:firstLine="0"/>
+            </w:pPr>
+            <w:r>
+              <w:rPr>
+                <w:b w:val="0"/>
+                <w:color w:val="222222"/>
+                <w:sz w:val="17"/>
+              </w:rPr>
+              <w:t>人工清角 / 换信息工具</w:t>
+            </w:r>
+          </w:p>
+        </w:tc>
+      </w:tr>
+      <w:tr>
+        <w:tc>
+          <w:tcPr>
+            <w:tcW w:type="dxa" w:w="3099"/>
+            <w:vAlign w:val="center"/>
+            <w:shd w:fill="F5F6F5"/>
+            <w:tcMar>
+              <w:top w:w="100" w:type="dxa"/>
+              <w:left w:w="100" w:type="dxa"/>
+              <w:bottom w:w="100" w:type="dxa"/>
+              <w:right w:w="100" w:type="dxa"/>
+            </w:tcMar>
+          </w:tcPr>
+          <w:p>
+            <w:pPr>
+              <w:spacing w:after="0"/>
+              <w:ind w:firstLine="0"/>
+            </w:pPr>
+            <w:r>
+              <w:rPr>
+                <w:b w:val="0"/>
+                <w:color w:val="222222"/>
+                <w:sz w:val="17"/>
+              </w:rPr>
+              <w:t>队友入口受阻</w:t>
+            </w:r>
+          </w:p>
+        </w:tc>
+        <w:tc>
+          <w:tcPr>
+            <w:tcW w:type="dxa" w:w="3099"/>
+            <w:vAlign w:val="center"/>
+            <w:shd w:fill="F5F6F5"/>
+            <w:tcMar>
+              <w:top w:w="100" w:type="dxa"/>
+              <w:left w:w="100" w:type="dxa"/>
+              <w:bottom w:w="100" w:type="dxa"/>
+              <w:right w:w="100" w:type="dxa"/>
+            </w:tcMar>
+          </w:tcPr>
+          <w:p>
+            <w:pPr>
+              <w:spacing w:after="0"/>
+              <w:ind w:firstLine="0"/>
+            </w:pPr>
+            <w:r>
+              <w:rPr>
+                <w:b w:val="0"/>
+                <w:color w:val="222222"/>
+                <w:sz w:val="17"/>
+              </w:rPr>
+              <w:t>跟进窗口后移</w:t>
+            </w:r>
+          </w:p>
+        </w:tc>
+        <w:tc>
+          <w:tcPr>
+            <w:tcW w:type="dxa" w:w="3099"/>
+            <w:vAlign w:val="center"/>
+            <w:shd w:fill="F5F6F5"/>
+            <w:tcMar>
+              <w:top w:w="100" w:type="dxa"/>
+              <w:left w:w="100" w:type="dxa"/>
+              <w:bottom w:w="100" w:type="dxa"/>
+              <w:right w:w="100" w:type="dxa"/>
+            </w:tcMar>
+          </w:tcPr>
+          <w:p>
+            <w:pPr>
+              <w:spacing w:after="0"/>
+              <w:ind w:firstLine="0"/>
+            </w:pPr>
+            <w:r>
+              <w:rPr>
+                <w:b w:val="0"/>
+                <w:color w:val="222222"/>
+                <w:sz w:val="17"/>
+              </w:rPr>
+              <w:t>等队友 / 重组技能 / 改方向</w:t>
+            </w:r>
+          </w:p>
+        </w:tc>
+      </w:tr>
+      <w:tr>
+        <w:tc>
+          <w:tcPr>
+            <w:tcW w:type="dxa" w:w="3099"/>
+            <w:vAlign w:val="center"/>
+            <w:shd w:fill="F5F6F5"/>
+            <w:tcMar>
+              <w:top w:w="100" w:type="dxa"/>
+              <w:left w:w="100" w:type="dxa"/>
+              <w:bottom w:w="100" w:type="dxa"/>
+              <w:right w:w="100" w:type="dxa"/>
+            </w:tcMar>
+          </w:tcPr>
+          <w:p>
+            <w:pPr>
+              <w:spacing w:after="0"/>
+              <w:ind w:firstLine="0"/>
+            </w:pPr>
+            <w:r>
+              <w:rPr>
+                <w:b w:val="0"/>
+                <w:color w:val="222222"/>
+                <w:sz w:val="17"/>
+              </w:rPr>
+              <w:t>烟结束时才推进</w:t>
+            </w:r>
+          </w:p>
+        </w:tc>
+        <w:tc>
+          <w:tcPr>
+            <w:tcW w:type="dxa" w:w="3099"/>
+            <w:vAlign w:val="center"/>
+            <w:shd w:fill="F5F6F5"/>
+            <w:tcMar>
+              <w:top w:w="100" w:type="dxa"/>
+              <w:left w:w="100" w:type="dxa"/>
+              <w:bottom w:w="100" w:type="dxa"/>
+              <w:right w:w="100" w:type="dxa"/>
+            </w:tcMar>
+          </w:tcPr>
+          <w:p>
+            <w:pPr>
+              <w:spacing w:after="0"/>
+              <w:ind w:firstLine="0"/>
+            </w:pPr>
+            <w:r>
+              <w:rPr>
+                <w:b w:val="0"/>
+                <w:color w:val="222222"/>
+                <w:sz w:val="17"/>
+              </w:rPr>
+              <w:t>远线重新开放</w:t>
+            </w:r>
+          </w:p>
+        </w:tc>
+        <w:tc>
+          <w:tcPr>
+            <w:tcW w:type="dxa" w:w="3099"/>
+            <w:vAlign w:val="center"/>
+            <w:shd w:fill="F5F6F5"/>
+            <w:tcMar>
+              <w:top w:w="100" w:type="dxa"/>
+              <w:left w:w="100" w:type="dxa"/>
+              <w:bottom w:w="100" w:type="dxa"/>
+              <w:right w:w="100" w:type="dxa"/>
+            </w:tcMar>
+          </w:tcPr>
+          <w:p>
+            <w:pPr>
+              <w:spacing w:after="0"/>
+              <w:ind w:firstLine="0"/>
+            </w:pPr>
+            <w:r>
+              <w:rPr>
+                <w:b w:val="0"/>
+                <w:color w:val="222222"/>
+                <w:sz w:val="17"/>
+              </w:rPr>
+              <w:t>补遮挡或重新处理远线</w:t>
+            </w:r>
+          </w:p>
+        </w:tc>
+      </w:tr>
+      <w:tr>
+        <w:tc>
+          <w:tcPr>
+            <w:tcW w:type="dxa" w:w="3099"/>
+            <w:vAlign w:val="center"/>
+            <w:shd w:fill="F5F6F5"/>
+            <w:tcMar>
+              <w:top w:w="100" w:type="dxa"/>
+              <w:left w:w="100" w:type="dxa"/>
+              <w:bottom w:w="100" w:type="dxa"/>
+              <w:right w:w="100" w:type="dxa"/>
+            </w:tcMar>
+          </w:tcPr>
+          <w:p>
+            <w:pPr>
+              <w:spacing w:after="0"/>
+              <w:ind w:firstLine="0"/>
+            </w:pPr>
+            <w:r>
+              <w:rPr>
+                <w:b w:val="0"/>
+                <w:color w:val="222222"/>
+                <w:sz w:val="17"/>
+              </w:rPr>
+              <w:t>只追标记目标</w:t>
+            </w:r>
+          </w:p>
+        </w:tc>
+        <w:tc>
+          <w:tcPr>
+            <w:tcW w:type="dxa" w:w="3099"/>
+            <w:vAlign w:val="center"/>
+            <w:shd w:fill="F5F6F5"/>
+            <w:tcMar>
+              <w:top w:w="100" w:type="dxa"/>
+              <w:left w:w="100" w:type="dxa"/>
+              <w:bottom w:w="100" w:type="dxa"/>
+              <w:right w:w="100" w:type="dxa"/>
+            </w:tcMar>
+          </w:tcPr>
+          <w:p>
+            <w:pPr>
+              <w:spacing w:after="0"/>
+              <w:ind w:firstLine="0"/>
+            </w:pPr>
+            <w:r>
+              <w:rPr>
+                <w:b w:val="0"/>
+                <w:color w:val="222222"/>
+                <w:sz w:val="17"/>
+              </w:rPr>
+              <w:t>未知近点未检查</w:t>
+            </w:r>
+          </w:p>
+        </w:tc>
+        <w:tc>
+          <w:tcPr>
+            <w:tcW w:type="dxa" w:w="3099"/>
+            <w:vAlign w:val="center"/>
+            <w:shd w:fill="F5F6F5"/>
+            <w:tcMar>
+              <w:top w:w="100" w:type="dxa"/>
+              <w:left w:w="100" w:type="dxa"/>
+              <w:bottom w:w="100" w:type="dxa"/>
+              <w:right w:w="100" w:type="dxa"/>
+            </w:tcMar>
+          </w:tcPr>
+          <w:p>
+            <w:pPr>
+              <w:spacing w:after="0"/>
+              <w:ind w:firstLine="0"/>
+            </w:pPr>
+            <w:r>
+              <w:rPr>
+                <w:b w:val="0"/>
+                <w:color w:val="222222"/>
+                <w:sz w:val="17"/>
+              </w:rPr>
+              <w:t>重新分配清角任务</w:t>
+            </w:r>
+          </w:p>
+        </w:tc>
+      </w:tr>
+      <w:tr>
+        <w:tc>
+          <w:tcPr>
+            <w:tcW w:type="dxa" w:w="3099"/>
+            <w:vAlign w:val="center"/>
+            <w:shd w:fill="F5F6F5"/>
+            <w:tcMar>
+              <w:top w:w="100" w:type="dxa"/>
+              <w:left w:w="100" w:type="dxa"/>
+              <w:bottom w:w="100" w:type="dxa"/>
+              <w:right w:w="100" w:type="dxa"/>
+            </w:tcMar>
+          </w:tcPr>
+          <w:p>
+            <w:pPr>
+              <w:spacing w:after="0"/>
+              <w:ind w:firstLine="0"/>
+            </w:pPr>
+            <w:r>
+              <w:rPr>
+                <w:b w:val="0"/>
+                <w:color w:val="222222"/>
+                <w:sz w:val="17"/>
+              </w:rPr>
+              <w:t>侧翼警戒失效</w:t>
+            </w:r>
+          </w:p>
+        </w:tc>
+        <w:tc>
+          <w:tcPr>
+            <w:tcW w:type="dxa" w:w="3099"/>
+            <w:vAlign w:val="center"/>
+            <w:shd w:fill="F5F6F5"/>
+            <w:tcMar>
+              <w:top w:w="100" w:type="dxa"/>
+              <w:left w:w="100" w:type="dxa"/>
+              <w:bottom w:w="100" w:type="dxa"/>
+              <w:right w:w="100" w:type="dxa"/>
+            </w:tcMar>
+          </w:tcPr>
+          <w:p>
+            <w:pPr>
+              <w:spacing w:after="0"/>
+              <w:ind w:firstLine="0"/>
+            </w:pPr>
+            <w:r>
+              <w:rPr>
+                <w:b w:val="0"/>
+                <w:color w:val="222222"/>
+                <w:sz w:val="17"/>
+              </w:rPr>
+              <w:t>后路安全假设取消</w:t>
+            </w:r>
+          </w:p>
+        </w:tc>
+        <w:tc>
+          <w:tcPr>
+            <w:tcW w:type="dxa" w:w="3099"/>
+            <w:vAlign w:val="center"/>
+            <w:shd w:fill="F5F6F5"/>
+            <w:tcMar>
+              <w:top w:w="100" w:type="dxa"/>
+              <w:left w:w="100" w:type="dxa"/>
+              <w:bottom w:w="100" w:type="dxa"/>
+              <w:right w:w="100" w:type="dxa"/>
+            </w:tcMar>
+          </w:tcPr>
+          <w:p>
+            <w:pPr>
+              <w:spacing w:after="0"/>
+              <w:ind w:firstLine="0"/>
+            </w:pPr>
+            <w:r>
+              <w:rPr>
+                <w:b w:val="0"/>
+                <w:color w:val="222222"/>
+                <w:sz w:val="17"/>
+              </w:rPr>
+              <w:t>留人警戒或缩短行动</w:t>
+            </w:r>
+          </w:p>
+        </w:tc>
+      </w:tr>
+    </w:tbl>
+    <w:p/>
+    <w:p>
+      <w:r>
+        <w:t>分析的价值也包括解释失败。一个只在敌人不反应时才成立的技能顺序，不足以成为战术说明。</w:t>
+      </w:r>
+    </w:p>
+    <w:p>
+      <w:pPr>
+        <w:spacing w:line="264" w:lineRule="auto"/>
+        <w:ind w:firstLine="0"/>
+        <w:jc w:val="center"/>
+      </w:pPr>
+      <w:r>
+        <w:t>来源：本文模型 / 假设推演</w:t>
+      </w:r>
+    </w:p>
+    <w:p>
+      <w:pPr>
+        <w:pStyle w:val="Heading1"/>
+      </w:pPr>
+      <w:r>
+        <w:t>13 安装之后 着急的一方换了</w:t>
+      </w:r>
+    </w:p>
+    <w:p>
+      <w:r>
+        <w:t>安装爆能器之前，进攻方需要在回合时间内进入安装区，防守方可以利用枪线和延缓工具让对手继续付出时间。安装完成以后，目标关系反转：防守方必须回来拆除，进攻方反而可以退到能看住爆能器或回防通路的位置。</w:t>
+      </w:r>
+    </w:p>
+    <w:p>
+      <w:r>
+        <w:t>这个变化会重新定义好位置。进点时有价值的近处掩体，守包时未必能覆盖拆除；为了追击一名后退的防守者离开交叉火力，也可能把本来由目标带来的时间优势交还给对方。击杀仍然重要，但它服务于目标，而不是凌驾于目标。</w:t>
+      </w:r>
+    </w:p>
+    <w:p>
+      <w:r>
+        <w:t>技能储备也因此有阶段价值。进点烟用于让队伍穿过危险枪线，守包的遮挡或区域限制则用于拖慢回防。不能把“留技能”写成固定美德：如果前面少一个必要工具就进不了点，后续价值不会出现；已经取得稳定位置后继续一次性交完技能，也可能浪费原本能分段拖延的时间。</w:t>
+      </w:r>
+    </w:p>
+    <w:p>
+      <w:r>
+        <w:t>复盘一轮攻防时，应把安装前后分开：谁在承担时间压力、技能解决的是进入还是拖延、队伍是否围绕爆能器重新站位。这样才能解释看似相同的一颗烟，为什么在两个阶段承担完全不同的任务。</w:t>
+      </w:r>
+    </w:p>
+    <w:p>
+      <w:pPr>
+        <w:ind w:firstLine="0"/>
+        <w:jc w:val="center"/>
+      </w:pPr>
+      <w:r>
+        <w:drawing>
+          <wp:inline xmlns:a="http://schemas.openxmlformats.org/drawingml/2006/main" xmlns:pic="http://schemas.openxmlformats.org/drawingml/2006/picture">
+            <wp:extent cx="5760000" cy="3240000"/>
+            <wp:docPr id="4" name="Picture 4" descr="安装前后目标与时间压力反转"/>
+            <wp:cNvGraphicFramePr>
+              <a:graphicFrameLocks noChangeAspect="1"/>
+            </wp:cNvGraphicFramePr>
+            <a:graphic>
+              <a:graphicData uri="http://schemas.openxmlformats.org/drawingml/2006/picture">
+                <pic:pic>
+                  <pic:nvPicPr>
+                    <pic:cNvPr id="0" name="valorant-postplant.png"/>
+                    <pic:cNvPicPr/>
+                  </pic:nvPicPr>
+                  <pic:blipFill>
+                    <a:blip r:embed="rId13"/>
+                    <a:stretch>
+                      <a:fillRect/>
+                    </a:stretch>
+                  </pic:blipFill>
+                  <pic:spPr>
+                    <a:xfrm>
+                      <a:off x="0" y="0"/>
+                      <a:ext cx="5760000" cy="3240000"/>
+                    </a:xfrm>
+                    <a:prstGeom prst="rect"/>
+                  </pic:spPr>
+                </pic:pic>
+              </a:graphicData>
+            </a:graphic>
+          </wp:inline>
+        </w:drawing>
+      </w:r>
+    </w:p>
+    <w:p>
+      <w:pPr>
+        <w:spacing w:line="264" w:lineRule="auto"/>
+        <w:ind w:firstLine="0"/>
+        <w:jc w:val="center"/>
+      </w:pPr>
+      <w:r>
+        <w:t>图 安装前后目标与时间压力反转。图中关系为本文归纳，不是客户端内部架构。</w:t>
+      </w:r>
+    </w:p>
+    <w:p>
+      <w:pPr>
+        <w:pStyle w:val="Heading1"/>
+      </w:pPr>
+      <w:r>
+        <w:t>14 与 CS2 比，区别在工具分配和回合内依赖</w:t>
+      </w:r>
+    </w:p>
+    <w:p>
+      <w:r>
+        <w:t>两款游戏都需要信息、遮挡、时机和枪法。“CS 没有技能，所以没有这些策略”是错误的比较起点。</w:t>
+      </w:r>
+    </w:p>
+    <w:p>
+      <w:pPr>
+        <w:pStyle w:val="Heading2"/>
+      </w:pPr>
+      <w:r>
+        <w:t>共同部分</w:t>
+      </w:r>
+    </w:p>
+    <w:p>
+      <w:r>
+        <w:t>两者都可以通过烟雾改变枪线，通过队友补枪降低首人风险。CS2 烟雾还会响应枪火和爆炸，不能把它描述成完全静态的遮挡球。比较应先承认这些共享问题，再看解决手段如何组织。</w:t>
+      </w:r>
+    </w:p>
+    <w:p>
+      <w:pPr>
+        <w:pStyle w:val="Heading2"/>
+      </w:pPr>
+      <w:r>
+        <w:t>VALORANT 增加的约束</w:t>
+      </w:r>
+    </w:p>
+    <w:p>
+      <w:r>
+        <w:t>代表英雄的工具与角色绑定，队伍的补位并不总能替代原有技能。购买、签名技能与终极资源又形成不同时间条件。某个工具使用者失去行动能力后，计划要按具体技能规则重算，而不是假设其他人都能补同样一颗道具。</w:t>
+      </w:r>
+    </w:p>
+    <w:p>
+      <w:pPr>
+        <w:pStyle w:val="Heading2"/>
+      </w:pPr>
+      <w:r>
+        <w:t>MOBA 类比到哪里为止</w:t>
+      </w:r>
+    </w:p>
+    <w:p>
+      <w:r>
+        <w:t>英雄分工与技能协作让这个类比有用，但本文的进点样本没有依赖局内升级、对线发育或装备成长曲线。交战仍需处理枪线、准星和短时间内的执行。用“工具分配不同”解释，比只贴融合标签更精确。</w:t>
+      </w:r>
+    </w:p>
+    <w:p>
+      <w:r>
+        <w:t>图表：比较对象：常规团队战术，不是所有特殊模式</w:t>
+      </w:r>
+    </w:p>
+    <w:tbl>
+      <w:tblPr>
+        <w:tblW w:type="auto" w:w="0"/>
+        <w:tblLayout w:type="fixed"/>
+        <w:tblLook w:firstColumn="1" w:firstRow="1" w:lastColumn="0" w:lastRow="0" w:noHBand="0" w:noVBand="1" w:val="04A0"/>
+      </w:tblPr>
+      <w:tblGrid>
+        <w:gridCol w:w="3099"/>
+        <w:gridCol w:w="3099"/>
+        <w:gridCol w:w="3099"/>
+      </w:tblGrid>
+      <w:tr>
+        <w:trPr>
+          <w:tblHeader/>
+        </w:trPr>
+        <w:tc>
+          <w:tcPr>
+            <w:tcW w:type="dxa" w:w="3099"/>
+            <w:vAlign w:val="center"/>
+            <w:shd w:fill="9b3747"/>
+            <w:tcMar>
+              <w:top w:w="100" w:type="dxa"/>
+              <w:left w:w="100" w:type="dxa"/>
+              <w:bottom w:w="100" w:type="dxa"/>
+              <w:right w:w="100" w:type="dxa"/>
+            </w:tcMar>
+          </w:tcPr>
+          <w:p>
+            <w:pPr>
+              <w:spacing w:after="0"/>
+              <w:ind w:firstLine="0"/>
+            </w:pPr>
+            <w:r>
+              <w:rPr>
+                <w:b/>
+                <w:color w:val="FFFFFF"/>
+                <w:sz w:val="17"/>
+              </w:rPr>
+              <w:t>问题</w:t>
+            </w:r>
+          </w:p>
+        </w:tc>
+        <w:tc>
+          <w:tcPr>
+            <w:tcW w:type="dxa" w:w="3099"/>
+            <w:vAlign w:val="center"/>
+            <w:shd w:fill="9b3747"/>
+            <w:tcMar>
+              <w:top w:w="100" w:type="dxa"/>
+              <w:left w:w="100" w:type="dxa"/>
+              <w:bottom w:w="100" w:type="dxa"/>
+              <w:right w:w="100" w:type="dxa"/>
+            </w:tcMar>
+          </w:tcPr>
+          <w:p>
+            <w:pPr>
+              <w:spacing w:after="0"/>
+              <w:ind w:firstLine="0"/>
+            </w:pPr>
+            <w:r>
+              <w:rPr>
+                <w:b/>
+                <w:color w:val="FFFFFF"/>
+                <w:sz w:val="17"/>
+              </w:rPr>
+              <w:t>CS2</w:t>
+            </w:r>
+          </w:p>
+        </w:tc>
+        <w:tc>
+          <w:tcPr>
+            <w:tcW w:type="dxa" w:w="3099"/>
+            <w:vAlign w:val="center"/>
+            <w:shd w:fill="9b3747"/>
+            <w:tcMar>
+              <w:top w:w="100" w:type="dxa"/>
+              <w:left w:w="100" w:type="dxa"/>
+              <w:bottom w:w="100" w:type="dxa"/>
+              <w:right w:w="100" w:type="dxa"/>
+            </w:tcMar>
+          </w:tcPr>
+          <w:p>
+            <w:pPr>
+              <w:spacing w:after="0"/>
+              <w:ind w:firstLine="0"/>
+            </w:pPr>
+            <w:r>
+              <w:rPr>
+                <w:b/>
+                <w:color w:val="FFFFFF"/>
+                <w:sz w:val="17"/>
+              </w:rPr>
+              <w:t>VALORANT 代表样本</w:t>
+            </w:r>
+          </w:p>
+        </w:tc>
+      </w:tr>
+      <w:tr>
+        <w:tc>
+          <w:tcPr>
+            <w:tcW w:type="dxa" w:w="3099"/>
+            <w:vAlign w:val="center"/>
+            <w:shd w:fill="F5F6F5"/>
+            <w:tcMar>
+              <w:top w:w="100" w:type="dxa"/>
+              <w:left w:w="100" w:type="dxa"/>
+              <w:bottom w:w="100" w:type="dxa"/>
+              <w:right w:w="100" w:type="dxa"/>
+            </w:tcMar>
+          </w:tcPr>
+          <w:p>
+            <w:pPr>
+              <w:spacing w:after="0"/>
+              <w:ind w:firstLine="0"/>
+            </w:pPr>
+            <w:r>
+              <w:rPr>
+                <w:b w:val="0"/>
+                <w:color w:val="222222"/>
+                <w:sz w:val="17"/>
+              </w:rPr>
+              <w:t>谁能承担遮挡</w:t>
+            </w:r>
+          </w:p>
+        </w:tc>
+        <w:tc>
+          <w:tcPr>
+            <w:tcW w:type="dxa" w:w="3099"/>
+            <w:vAlign w:val="center"/>
+            <w:shd w:fill="F5F6F5"/>
+            <w:tcMar>
+              <w:top w:w="100" w:type="dxa"/>
+              <w:left w:w="100" w:type="dxa"/>
+              <w:bottom w:w="100" w:type="dxa"/>
+              <w:right w:w="100" w:type="dxa"/>
+            </w:tcMar>
+          </w:tcPr>
+          <w:p>
+            <w:pPr>
+              <w:spacing w:after="0"/>
+              <w:ind w:firstLine="0"/>
+            </w:pPr>
+            <w:r>
+              <w:rPr>
+                <w:b w:val="0"/>
+                <w:color w:val="222222"/>
+                <w:sz w:val="17"/>
+              </w:rPr>
+              <w:t>通用道具围绕购买与携带安排</w:t>
+            </w:r>
+          </w:p>
+        </w:tc>
+        <w:tc>
+          <w:tcPr>
+            <w:tcW w:type="dxa" w:w="3099"/>
+            <w:vAlign w:val="center"/>
+            <w:shd w:fill="F5F6F5"/>
+            <w:tcMar>
+              <w:top w:w="100" w:type="dxa"/>
+              <w:left w:w="100" w:type="dxa"/>
+              <w:bottom w:w="100" w:type="dxa"/>
+              <w:right w:w="100" w:type="dxa"/>
+            </w:tcMar>
+          </w:tcPr>
+          <w:p>
+            <w:pPr>
+              <w:spacing w:after="0"/>
+              <w:ind w:firstLine="0"/>
+            </w:pPr>
+            <w:r>
+              <w:rPr>
+                <w:b w:val="0"/>
+                <w:color w:val="222222"/>
+                <w:sz w:val="17"/>
+              </w:rPr>
+              <w:t>工具受所选英雄限制</w:t>
+            </w:r>
+          </w:p>
+        </w:tc>
+      </w:tr>
+      <w:tr>
+        <w:tc>
+          <w:tcPr>
+            <w:tcW w:type="dxa" w:w="3099"/>
+            <w:vAlign w:val="center"/>
+            <w:shd w:fill="F5F6F5"/>
+            <w:tcMar>
+              <w:top w:w="100" w:type="dxa"/>
+              <w:left w:w="100" w:type="dxa"/>
+              <w:bottom w:w="100" w:type="dxa"/>
+              <w:right w:w="100" w:type="dxa"/>
+            </w:tcMar>
+          </w:tcPr>
+          <w:p>
+            <w:pPr>
+              <w:spacing w:after="0"/>
+              <w:ind w:firstLine="0"/>
+            </w:pPr>
+            <w:r>
+              <w:rPr>
+                <w:b w:val="0"/>
+                <w:color w:val="222222"/>
+                <w:sz w:val="17"/>
+              </w:rPr>
+              <w:t>如何改变信息</w:t>
+            </w:r>
+          </w:p>
+        </w:tc>
+        <w:tc>
+          <w:tcPr>
+            <w:tcW w:type="dxa" w:w="3099"/>
+            <w:vAlign w:val="center"/>
+            <w:shd w:fill="F5F6F5"/>
+            <w:tcMar>
+              <w:top w:w="100" w:type="dxa"/>
+              <w:left w:w="100" w:type="dxa"/>
+              <w:bottom w:w="100" w:type="dxa"/>
+              <w:right w:w="100" w:type="dxa"/>
+            </w:tcMar>
+          </w:tcPr>
+          <w:p>
+            <w:pPr>
+              <w:spacing w:after="0"/>
+              <w:ind w:firstLine="0"/>
+            </w:pPr>
+            <w:r>
+              <w:rPr>
+                <w:b w:val="0"/>
+                <w:color w:val="222222"/>
+                <w:sz w:val="17"/>
+              </w:rPr>
+              <w:t>声音、视野、道具试探等</w:t>
+            </w:r>
+          </w:p>
+        </w:tc>
+        <w:tc>
+          <w:tcPr>
+            <w:tcW w:type="dxa" w:w="3099"/>
+            <w:vAlign w:val="center"/>
+            <w:shd w:fill="F5F6F5"/>
+            <w:tcMar>
+              <w:top w:w="100" w:type="dxa"/>
+              <w:left w:w="100" w:type="dxa"/>
+              <w:bottom w:w="100" w:type="dxa"/>
+              <w:right w:w="100" w:type="dxa"/>
+            </w:tcMar>
+          </w:tcPr>
+          <w:p>
+            <w:pPr>
+              <w:spacing w:after="0"/>
+              <w:ind w:firstLine="0"/>
+            </w:pPr>
+            <w:r>
+              <w:rPr>
+                <w:b w:val="0"/>
+                <w:color w:val="222222"/>
+                <w:sz w:val="17"/>
+              </w:rPr>
+              <w:t>还有显式侦察与装置反馈</w:t>
+            </w:r>
+          </w:p>
+        </w:tc>
+      </w:tr>
+      <w:tr>
+        <w:tc>
+          <w:tcPr>
+            <w:tcW w:type="dxa" w:w="3099"/>
+            <w:vAlign w:val="center"/>
+            <w:shd w:fill="F5F6F5"/>
+            <w:tcMar>
+              <w:top w:w="100" w:type="dxa"/>
+              <w:left w:w="100" w:type="dxa"/>
+              <w:bottom w:w="100" w:type="dxa"/>
+              <w:right w:w="100" w:type="dxa"/>
+            </w:tcMar>
+          </w:tcPr>
+          <w:p>
+            <w:pPr>
+              <w:spacing w:after="0"/>
+              <w:ind w:firstLine="0"/>
+            </w:pPr>
+            <w:r>
+              <w:rPr>
+                <w:b w:val="0"/>
+                <w:color w:val="222222"/>
+                <w:sz w:val="17"/>
+              </w:rPr>
+              <w:t>什么时候重来</w:t>
+            </w:r>
+          </w:p>
+        </w:tc>
+        <w:tc>
+          <w:tcPr>
+            <w:tcW w:type="dxa" w:w="3099"/>
+            <w:vAlign w:val="center"/>
+            <w:shd w:fill="F5F6F5"/>
+            <w:tcMar>
+              <w:top w:w="100" w:type="dxa"/>
+              <w:left w:w="100" w:type="dxa"/>
+              <w:bottom w:w="100" w:type="dxa"/>
+              <w:right w:w="100" w:type="dxa"/>
+            </w:tcMar>
+          </w:tcPr>
+          <w:p>
+            <w:pPr>
+              <w:spacing w:after="0"/>
+              <w:ind w:firstLine="0"/>
+            </w:pPr>
+            <w:r>
+              <w:rPr>
+                <w:b w:val="0"/>
+                <w:color w:val="222222"/>
+                <w:sz w:val="17"/>
+              </w:rPr>
+              <w:t>剩余道具与回合状态</w:t>
+            </w:r>
+          </w:p>
+        </w:tc>
+        <w:tc>
+          <w:tcPr>
+            <w:tcW w:type="dxa" w:w="3099"/>
+            <w:vAlign w:val="center"/>
+            <w:shd w:fill="F5F6F5"/>
+            <w:tcMar>
+              <w:top w:w="100" w:type="dxa"/>
+              <w:left w:w="100" w:type="dxa"/>
+              <w:bottom w:w="100" w:type="dxa"/>
+              <w:right w:w="100" w:type="dxa"/>
+            </w:tcMar>
+          </w:tcPr>
+          <w:p>
+            <w:pPr>
+              <w:spacing w:after="0"/>
+              <w:ind w:firstLine="0"/>
+            </w:pPr>
+            <w:r>
+              <w:rPr>
+                <w:b w:val="0"/>
+                <w:color w:val="222222"/>
+                <w:sz w:val="17"/>
+              </w:rPr>
+              <w:t>还需核对各技能恢复方式</w:t>
+            </w:r>
+          </w:p>
+        </w:tc>
+      </w:tr>
+      <w:tr>
+        <w:tc>
+          <w:tcPr>
+            <w:tcW w:type="dxa" w:w="3099"/>
+            <w:vAlign w:val="center"/>
+            <w:shd w:fill="F5F6F5"/>
+            <w:tcMar>
+              <w:top w:w="100" w:type="dxa"/>
+              <w:left w:w="100" w:type="dxa"/>
+              <w:bottom w:w="100" w:type="dxa"/>
+              <w:right w:w="100" w:type="dxa"/>
+            </w:tcMar>
+          </w:tcPr>
+          <w:p>
+            <w:pPr>
+              <w:spacing w:after="0"/>
+              <w:ind w:firstLine="0"/>
+            </w:pPr>
+            <w:r>
+              <w:rPr>
+                <w:b w:val="0"/>
+                <w:color w:val="222222"/>
+                <w:sz w:val="17"/>
+              </w:rPr>
+              <w:t>队友失去行动能力</w:t>
+            </w:r>
+          </w:p>
+        </w:tc>
+        <w:tc>
+          <w:tcPr>
+            <w:tcW w:type="dxa" w:w="3099"/>
+            <w:vAlign w:val="center"/>
+            <w:shd w:fill="F5F6F5"/>
+            <w:tcMar>
+              <w:top w:w="100" w:type="dxa"/>
+              <w:left w:w="100" w:type="dxa"/>
+              <w:bottom w:w="100" w:type="dxa"/>
+              <w:right w:w="100" w:type="dxa"/>
+            </w:tcMar>
+          </w:tcPr>
+          <w:p>
+            <w:pPr>
+              <w:spacing w:after="0"/>
+              <w:ind w:firstLine="0"/>
+            </w:pPr>
+            <w:r>
+              <w:rPr>
+                <w:b w:val="0"/>
+                <w:color w:val="222222"/>
+                <w:sz w:val="17"/>
+              </w:rPr>
+              <w:t>重新分配现有人员与道具</w:t>
+            </w:r>
+          </w:p>
+        </w:tc>
+        <w:tc>
+          <w:tcPr>
+            <w:tcW w:type="dxa" w:w="3099"/>
+            <w:vAlign w:val="center"/>
+            <w:shd w:fill="F5F6F5"/>
+            <w:tcMar>
+              <w:top w:w="100" w:type="dxa"/>
+              <w:left w:w="100" w:type="dxa"/>
+              <w:bottom w:w="100" w:type="dxa"/>
+              <w:right w:w="100" w:type="dxa"/>
+            </w:tcMar>
+          </w:tcPr>
+          <w:p>
+            <w:pPr>
+              <w:spacing w:after="0"/>
+              <w:ind w:firstLine="0"/>
+            </w:pPr>
+            <w:r>
+              <w:rPr>
+                <w:b w:val="0"/>
+                <w:color w:val="222222"/>
+                <w:sz w:val="17"/>
+              </w:rPr>
+              <w:t>还可能失去特定英雄工具</w:t>
+            </w:r>
+          </w:p>
+        </w:tc>
+      </w:tr>
+      <w:tr>
+        <w:tc>
+          <w:tcPr>
+            <w:tcW w:type="dxa" w:w="3099"/>
+            <w:vAlign w:val="center"/>
+            <w:shd w:fill="F5F6F5"/>
+            <w:tcMar>
+              <w:top w:w="100" w:type="dxa"/>
+              <w:left w:w="100" w:type="dxa"/>
+              <w:bottom w:w="100" w:type="dxa"/>
+              <w:right w:w="100" w:type="dxa"/>
+            </w:tcMar>
+          </w:tcPr>
+          <w:p>
+            <w:pPr>
+              <w:spacing w:after="0"/>
+              <w:ind w:firstLine="0"/>
+            </w:pPr>
+            <w:r>
+              <w:rPr>
+                <w:b w:val="0"/>
+                <w:color w:val="222222"/>
+                <w:sz w:val="17"/>
+              </w:rPr>
+              <w:t>胜负如何兑现</w:t>
+            </w:r>
+          </w:p>
+        </w:tc>
+        <w:tc>
+          <w:tcPr>
+            <w:tcW w:type="dxa" w:w="3099"/>
+            <w:vAlign w:val="center"/>
+            <w:shd w:fill="F5F6F5"/>
+            <w:tcMar>
+              <w:top w:w="100" w:type="dxa"/>
+              <w:left w:w="100" w:type="dxa"/>
+              <w:bottom w:w="100" w:type="dxa"/>
+              <w:right w:w="100" w:type="dxa"/>
+            </w:tcMar>
+          </w:tcPr>
+          <w:p>
+            <w:pPr>
+              <w:spacing w:after="0"/>
+              <w:ind w:firstLine="0"/>
+            </w:pPr>
+            <w:r>
+              <w:rPr>
+                <w:b w:val="0"/>
+                <w:color w:val="222222"/>
+                <w:sz w:val="17"/>
+              </w:rPr>
+              <w:t>射击、站位与目标行动</w:t>
+            </w:r>
+          </w:p>
+        </w:tc>
+        <w:tc>
+          <w:tcPr>
+            <w:tcW w:type="dxa" w:w="3099"/>
+            <w:vAlign w:val="center"/>
+            <w:shd w:fill="F5F6F5"/>
+            <w:tcMar>
+              <w:top w:w="100" w:type="dxa"/>
+              <w:left w:w="100" w:type="dxa"/>
+              <w:bottom w:w="100" w:type="dxa"/>
+              <w:right w:w="100" w:type="dxa"/>
+            </w:tcMar>
+          </w:tcPr>
+          <w:p>
+            <w:pPr>
+              <w:spacing w:after="0"/>
+              <w:ind w:firstLine="0"/>
+            </w:pPr>
+            <w:r>
+              <w:rPr>
+                <w:b w:val="0"/>
+                <w:color w:val="222222"/>
+                <w:sz w:val="17"/>
+              </w:rPr>
+              <w:t>同样需要，技能改变前提</w:t>
+            </w:r>
+          </w:p>
+        </w:tc>
+      </w:tr>
+    </w:tbl>
+    <w:p/>
+    <w:p>
+      <w:r>
+        <w:t>角色绑定让队伍更依赖特定工具的使用者；通用工具更便于围绕资源重新分工。两者都仍然需要协作。</w:t>
+      </w:r>
+    </w:p>
+    <w:p>
+      <w:pPr>
+        <w:spacing w:line="264" w:lineRule="auto"/>
+        <w:ind w:firstLine="0"/>
+        <w:jc w:val="center"/>
+      </w:pPr>
+      <w:r>
+        <w:t>来源：V2、V9</w:t>
+      </w:r>
+    </w:p>
+    <w:p>
+      <w:pPr>
+        <w:pStyle w:val="Heading1"/>
+      </w:pPr>
+      <w:r>
+        <w:t>15 把理解变成能验证的用例</w:t>
+      </w:r>
+    </w:p>
+    <w:p>
+      <w:r>
+        <w:t>下面是自定义对局的拟验收用例，不是已完成的测试结果。每项先固定条件，再观察是否符合本文的机制理解。</w:t>
+      </w:r>
+    </w:p>
+    <w:p>
+      <w:pPr>
+        <w:pStyle w:val="Heading2"/>
+      </w:pPr>
+      <w:r>
+        <w:t>执行方法</w:t>
+      </w:r>
+    </w:p>
+    <w:p>
+      <w:r>
+        <w:t>固定地图版本与双方位置，记录操作时间、画面反馈、站位变化及失败原因。每个用例重复三次只能排查偶发操作，不足以估算胜率。历史 Jett 数值不能在当前客户端直接回测，应使用对应版本录像或只验证现行状态。</w:t>
+      </w:r>
+    </w:p>
+    <w:p>
+      <w:pPr>
+        <w:pStyle w:val="Heading2"/>
+      </w:pPr>
+      <w:r>
+        <w:t>先测机制，再测配合</w:t>
+      </w:r>
+    </w:p>
+    <w:p>
+      <w:r>
+        <w:t>先确认侦察是否覆盖目标、装置能否反馈，随后再增加队友和敌方反应。否则一次失败同时混入落点误差、信息误读与跟进迟缓，很难判断究竟哪条规则出了问题。</w:t>
+      </w:r>
+    </w:p>
+    <w:p>
+      <w:pPr>
+        <w:pStyle w:val="Heading2"/>
+      </w:pPr>
+      <w:r>
+        <w:t>回到文档</w:t>
+      </w:r>
+    </w:p>
+    <w:p>
+      <w:r>
+        <w:t>若实际表现与预期不符，先检查客户端版本和操作，再修正文档。知识库提供了输入、判定、反馈和边界的检查方法，不提供这几款技能的实际参数。本文不把模板当作机制证据。</w:t>
+      </w:r>
+    </w:p>
+    <w:p>
+      <w:r>
+        <w:t>图表：6 组对照，合计 12 个情形 / 待执行</w:t>
+      </w:r>
+    </w:p>
+    <w:tbl>
+      <w:tblPr>
+        <w:tblW w:type="auto" w:w="0"/>
+        <w:tblLayout w:type="fixed"/>
+        <w:tblLook w:firstColumn="1" w:firstRow="1" w:lastColumn="0" w:lastRow="0" w:noHBand="0" w:noVBand="1" w:val="04A0"/>
+      </w:tblPr>
+      <w:tblGrid>
+        <w:gridCol w:w="3099"/>
+        <w:gridCol w:w="3099"/>
+        <w:gridCol w:w="3099"/>
+      </w:tblGrid>
+      <w:tr>
+        <w:trPr>
+          <w:tblHeader/>
+        </w:trPr>
+        <w:tc>
+          <w:tcPr>
+            <w:tcW w:type="dxa" w:w="3099"/>
+            <w:vAlign w:val="center"/>
+            <w:shd w:fill="9b3747"/>
+            <w:tcMar>
+              <w:top w:w="100" w:type="dxa"/>
+              <w:left w:w="100" w:type="dxa"/>
+              <w:bottom w:w="100" w:type="dxa"/>
+              <w:right w:w="100" w:type="dxa"/>
+            </w:tcMar>
+          </w:tcPr>
+          <w:p>
+            <w:pPr>
+              <w:spacing w:after="0"/>
+              <w:ind w:firstLine="0"/>
+            </w:pPr>
+            <w:r>
+              <w:rPr>
+                <w:b/>
+                <w:color w:val="FFFFFF"/>
+                <w:sz w:val="17"/>
+              </w:rPr>
+              <w:t>对照组</w:t>
+            </w:r>
+          </w:p>
+        </w:tc>
+        <w:tc>
+          <w:tcPr>
+            <w:tcW w:type="dxa" w:w="3099"/>
+            <w:vAlign w:val="center"/>
+            <w:shd w:fill="9b3747"/>
+            <w:tcMar>
+              <w:top w:w="100" w:type="dxa"/>
+              <w:left w:w="100" w:type="dxa"/>
+              <w:bottom w:w="100" w:type="dxa"/>
+              <w:right w:w="100" w:type="dxa"/>
+            </w:tcMar>
+          </w:tcPr>
+          <w:p>
+            <w:pPr>
+              <w:spacing w:after="0"/>
+              <w:ind w:firstLine="0"/>
+            </w:pPr>
+            <w:r>
+              <w:rPr>
+                <w:b/>
+                <w:color w:val="FFFFFF"/>
+                <w:sz w:val="17"/>
+              </w:rPr>
+              <w:t>变化条件</w:t>
+            </w:r>
+          </w:p>
+        </w:tc>
+        <w:tc>
+          <w:tcPr>
+            <w:tcW w:type="dxa" w:w="3099"/>
+            <w:vAlign w:val="center"/>
+            <w:shd w:fill="9b3747"/>
+            <w:tcMar>
+              <w:top w:w="100" w:type="dxa"/>
+              <w:left w:w="100" w:type="dxa"/>
+              <w:bottom w:w="100" w:type="dxa"/>
+              <w:right w:w="100" w:type="dxa"/>
+            </w:tcMar>
+          </w:tcPr>
+          <w:p>
+            <w:pPr>
+              <w:spacing w:after="0"/>
+              <w:ind w:firstLine="0"/>
+            </w:pPr>
+            <w:r>
+              <w:rPr>
+                <w:b/>
+                <w:color w:val="FFFFFF"/>
+                <w:sz w:val="17"/>
+              </w:rPr>
+              <w:t>记录重点</w:t>
+            </w:r>
+          </w:p>
+        </w:tc>
+      </w:tr>
+      <w:tr>
+        <w:tc>
+          <w:tcPr>
+            <w:tcW w:type="dxa" w:w="3099"/>
+            <w:vAlign w:val="center"/>
+            <w:shd w:fill="F5F6F5"/>
+            <w:tcMar>
+              <w:top w:w="100" w:type="dxa"/>
+              <w:left w:w="100" w:type="dxa"/>
+              <w:bottom w:w="100" w:type="dxa"/>
+              <w:right w:w="100" w:type="dxa"/>
+            </w:tcMar>
+          </w:tcPr>
+          <w:p>
+            <w:pPr>
+              <w:spacing w:after="0"/>
+              <w:ind w:firstLine="0"/>
+            </w:pPr>
+            <w:r>
+              <w:rPr>
+                <w:b w:val="0"/>
+                <w:color w:val="222222"/>
+                <w:sz w:val="17"/>
+              </w:rPr>
+              <w:t>侦察覆盖</w:t>
+            </w:r>
+          </w:p>
+        </w:tc>
+        <w:tc>
+          <w:tcPr>
+            <w:tcW w:type="dxa" w:w="3099"/>
+            <w:vAlign w:val="center"/>
+            <w:shd w:fill="F5F6F5"/>
+            <w:tcMar>
+              <w:top w:w="100" w:type="dxa"/>
+              <w:left w:w="100" w:type="dxa"/>
+              <w:bottom w:w="100" w:type="dxa"/>
+              <w:right w:w="100" w:type="dxa"/>
+            </w:tcMar>
+          </w:tcPr>
+          <w:p>
+            <w:pPr>
+              <w:spacing w:after="0"/>
+              <w:ind w:firstLine="0"/>
+            </w:pPr>
+            <w:r>
+              <w:rPr>
+                <w:b w:val="0"/>
+                <w:color w:val="222222"/>
+                <w:sz w:val="17"/>
+              </w:rPr>
+              <w:t>目标在箭视线内 / 被实体遮挡</w:t>
+            </w:r>
+          </w:p>
+        </w:tc>
+        <w:tc>
+          <w:tcPr>
+            <w:tcW w:type="dxa" w:w="3099"/>
+            <w:vAlign w:val="center"/>
+            <w:shd w:fill="F5F6F5"/>
+            <w:tcMar>
+              <w:top w:w="100" w:type="dxa"/>
+              <w:left w:w="100" w:type="dxa"/>
+              <w:bottom w:w="100" w:type="dxa"/>
+              <w:right w:w="100" w:type="dxa"/>
+            </w:tcMar>
+          </w:tcPr>
+          <w:p>
+            <w:pPr>
+              <w:spacing w:after="0"/>
+              <w:ind w:firstLine="0"/>
+            </w:pPr>
+            <w:r>
+              <w:rPr>
+                <w:b w:val="0"/>
+                <w:color w:val="222222"/>
+                <w:sz w:val="17"/>
+              </w:rPr>
+              <w:t>有无位置反馈</w:t>
+            </w:r>
+          </w:p>
+        </w:tc>
+      </w:tr>
+      <w:tr>
+        <w:tc>
+          <w:tcPr>
+            <w:tcW w:type="dxa" w:w="3099"/>
+            <w:vAlign w:val="center"/>
+            <w:shd w:fill="F5F6F5"/>
+            <w:tcMar>
+              <w:top w:w="100" w:type="dxa"/>
+              <w:left w:w="100" w:type="dxa"/>
+              <w:bottom w:w="100" w:type="dxa"/>
+              <w:right w:w="100" w:type="dxa"/>
+            </w:tcMar>
+          </w:tcPr>
+          <w:p>
+            <w:pPr>
+              <w:spacing w:after="0"/>
+              <w:ind w:firstLine="0"/>
+            </w:pPr>
+            <w:r>
+              <w:rPr>
+                <w:b w:val="0"/>
+                <w:color w:val="222222"/>
+                <w:sz w:val="17"/>
+              </w:rPr>
+              <w:t>侦察存续</w:t>
+            </w:r>
+          </w:p>
+        </w:tc>
+        <w:tc>
+          <w:tcPr>
+            <w:tcW w:type="dxa" w:w="3099"/>
+            <w:vAlign w:val="center"/>
+            <w:shd w:fill="F5F6F5"/>
+            <w:tcMar>
+              <w:top w:w="100" w:type="dxa"/>
+              <w:left w:w="100" w:type="dxa"/>
+              <w:bottom w:w="100" w:type="dxa"/>
+              <w:right w:w="100" w:type="dxa"/>
+            </w:tcMar>
+          </w:tcPr>
+          <w:p>
+            <w:pPr>
+              <w:spacing w:after="0"/>
+              <w:ind w:firstLine="0"/>
+            </w:pPr>
+            <w:r>
+              <w:rPr>
+                <w:b w:val="0"/>
+                <w:color w:val="222222"/>
+                <w:sz w:val="17"/>
+              </w:rPr>
+              <w:t>箭未处理 / 作用前被摧毁</w:t>
+            </w:r>
+          </w:p>
+        </w:tc>
+        <w:tc>
+          <w:tcPr>
+            <w:tcW w:type="dxa" w:w="3099"/>
+            <w:vAlign w:val="center"/>
+            <w:shd w:fill="F5F6F5"/>
+            <w:tcMar>
+              <w:top w:w="100" w:type="dxa"/>
+              <w:left w:w="100" w:type="dxa"/>
+              <w:bottom w:w="100" w:type="dxa"/>
+              <w:right w:w="100" w:type="dxa"/>
+            </w:tcMar>
+          </w:tcPr>
+          <w:p>
+            <w:pPr>
+              <w:spacing w:after="0"/>
+              <w:ind w:firstLine="0"/>
+            </w:pPr>
+            <w:r>
+              <w:rPr>
+                <w:b w:val="0"/>
+                <w:color w:val="222222"/>
+                <w:sz w:val="17"/>
+              </w:rPr>
+              <w:t>信息是否仍然成立</w:t>
+            </w:r>
+          </w:p>
+        </w:tc>
+      </w:tr>
+      <w:tr>
+        <w:tc>
+          <w:tcPr>
+            <w:tcW w:type="dxa" w:w="3099"/>
+            <w:vAlign w:val="center"/>
+            <w:shd w:fill="F5F6F5"/>
+            <w:tcMar>
+              <w:top w:w="100" w:type="dxa"/>
+              <w:left w:w="100" w:type="dxa"/>
+              <w:bottom w:w="100" w:type="dxa"/>
+              <w:right w:w="100" w:type="dxa"/>
+            </w:tcMar>
+          </w:tcPr>
+          <w:p>
+            <w:pPr>
+              <w:spacing w:after="0"/>
+              <w:ind w:firstLine="0"/>
+            </w:pPr>
+            <w:r>
+              <w:rPr>
+                <w:b w:val="0"/>
+                <w:color w:val="222222"/>
+                <w:sz w:val="17"/>
+              </w:rPr>
+              <w:t>烟雾落点</w:t>
+            </w:r>
+          </w:p>
+        </w:tc>
+        <w:tc>
+          <w:tcPr>
+            <w:tcW w:type="dxa" w:w="3099"/>
+            <w:vAlign w:val="center"/>
+            <w:shd w:fill="F5F6F5"/>
+            <w:tcMar>
+              <w:top w:w="100" w:type="dxa"/>
+              <w:left w:w="100" w:type="dxa"/>
+              <w:bottom w:w="100" w:type="dxa"/>
+              <w:right w:w="100" w:type="dxa"/>
+            </w:tcMar>
+          </w:tcPr>
+          <w:p>
+            <w:pPr>
+              <w:spacing w:after="0"/>
+              <w:ind w:firstLine="0"/>
+            </w:pPr>
+            <w:r>
+              <w:rPr>
+                <w:b w:val="0"/>
+                <w:color w:val="222222"/>
+                <w:sz w:val="17"/>
+              </w:rPr>
+              <w:t>贴封锁口 / 向外突出</w:t>
+            </w:r>
+          </w:p>
+        </w:tc>
+        <w:tc>
+          <w:tcPr>
+            <w:tcW w:type="dxa" w:w="3099"/>
+            <w:vAlign w:val="center"/>
+            <w:shd w:fill="F5F6F5"/>
+            <w:tcMar>
+              <w:top w:w="100" w:type="dxa"/>
+              <w:left w:w="100" w:type="dxa"/>
+              <w:bottom w:w="100" w:type="dxa"/>
+              <w:right w:w="100" w:type="dxa"/>
+            </w:tcMar>
+          </w:tcPr>
+          <w:p>
+            <w:pPr>
+              <w:spacing w:after="0"/>
+              <w:ind w:firstLine="0"/>
+            </w:pPr>
+            <w:r>
+              <w:rPr>
+                <w:b w:val="0"/>
+                <w:color w:val="222222"/>
+                <w:sz w:val="17"/>
+              </w:rPr>
+              <w:t>出烟角度与可见枪线</w:t>
+            </w:r>
+          </w:p>
+        </w:tc>
+      </w:tr>
+      <w:tr>
+        <w:tc>
+          <w:tcPr>
+            <w:tcW w:type="dxa" w:w="3099"/>
+            <w:vAlign w:val="center"/>
+            <w:shd w:fill="F5F6F5"/>
+            <w:tcMar>
+              <w:top w:w="100" w:type="dxa"/>
+              <w:left w:w="100" w:type="dxa"/>
+              <w:bottom w:w="100" w:type="dxa"/>
+              <w:right w:w="100" w:type="dxa"/>
+            </w:tcMar>
+          </w:tcPr>
+          <w:p>
+            <w:pPr>
+              <w:spacing w:after="0"/>
+              <w:ind w:firstLine="0"/>
+            </w:pPr>
+            <w:r>
+              <w:rPr>
+                <w:b w:val="0"/>
+                <w:color w:val="222222"/>
+                <w:sz w:val="17"/>
+              </w:rPr>
+              <w:t>位移状态</w:t>
+            </w:r>
+          </w:p>
+        </w:tc>
+        <w:tc>
+          <w:tcPr>
+            <w:tcW w:type="dxa" w:w="3099"/>
+            <w:vAlign w:val="center"/>
+            <w:shd w:fill="F5F6F5"/>
+            <w:tcMar>
+              <w:top w:w="100" w:type="dxa"/>
+              <w:left w:w="100" w:type="dxa"/>
+              <w:bottom w:w="100" w:type="dxa"/>
+              <w:right w:w="100" w:type="dxa"/>
+            </w:tcMar>
+          </w:tcPr>
+          <w:p>
+            <w:pPr>
+              <w:spacing w:after="0"/>
+              <w:ind w:firstLine="0"/>
+            </w:pPr>
+            <w:r>
+              <w:rPr>
+                <w:b w:val="0"/>
+                <w:color w:val="222222"/>
+                <w:sz w:val="17"/>
+              </w:rPr>
+              <w:t>尚未就绪 / 已进入可用窗口</w:t>
+            </w:r>
+          </w:p>
+        </w:tc>
+        <w:tc>
+          <w:tcPr>
+            <w:tcW w:type="dxa" w:w="3099"/>
+            <w:vAlign w:val="center"/>
+            <w:shd w:fill="F5F6F5"/>
+            <w:tcMar>
+              <w:top w:w="100" w:type="dxa"/>
+              <w:left w:w="100" w:type="dxa"/>
+              <w:bottom w:w="100" w:type="dxa"/>
+              <w:right w:w="100" w:type="dxa"/>
+            </w:tcMar>
+          </w:tcPr>
+          <w:p>
+            <w:pPr>
+              <w:spacing w:after="0"/>
+              <w:ind w:firstLine="0"/>
+            </w:pPr>
+            <w:r>
+              <w:rPr>
+                <w:b w:val="0"/>
+                <w:color w:val="222222"/>
+                <w:sz w:val="17"/>
+              </w:rPr>
+              <w:t>输入结果与反馈是否清楚</w:t>
+            </w:r>
+          </w:p>
+        </w:tc>
+      </w:tr>
+      <w:tr>
+        <w:tc>
+          <w:tcPr>
+            <w:tcW w:type="dxa" w:w="3099"/>
+            <w:vAlign w:val="center"/>
+            <w:shd w:fill="F5F6F5"/>
+            <w:tcMar>
+              <w:top w:w="100" w:type="dxa"/>
+              <w:left w:w="100" w:type="dxa"/>
+              <w:bottom w:w="100" w:type="dxa"/>
+              <w:right w:w="100" w:type="dxa"/>
+            </w:tcMar>
+          </w:tcPr>
+          <w:p>
+            <w:pPr>
+              <w:spacing w:after="0"/>
+              <w:ind w:firstLine="0"/>
+            </w:pPr>
+            <w:r>
+              <w:rPr>
+                <w:b w:val="0"/>
+                <w:color w:val="222222"/>
+                <w:sz w:val="17"/>
+              </w:rPr>
+              <w:t>侧翼装置</w:t>
+            </w:r>
+          </w:p>
+        </w:tc>
+        <w:tc>
+          <w:tcPr>
+            <w:tcW w:type="dxa" w:w="3099"/>
+            <w:vAlign w:val="center"/>
+            <w:shd w:fill="F5F6F5"/>
+            <w:tcMar>
+              <w:top w:w="100" w:type="dxa"/>
+              <w:left w:w="100" w:type="dxa"/>
+              <w:bottom w:w="100" w:type="dxa"/>
+              <w:right w:w="100" w:type="dxa"/>
+            </w:tcMar>
+          </w:tcPr>
+          <w:p>
+            <w:pPr>
+              <w:spacing w:after="0"/>
+              <w:ind w:firstLine="0"/>
+            </w:pPr>
+            <w:r>
+              <w:rPr>
+                <w:b w:val="0"/>
+                <w:color w:val="222222"/>
+                <w:sz w:val="17"/>
+              </w:rPr>
+              <w:t>布设完好 / 已被摧毁</w:t>
+            </w:r>
+          </w:p>
+        </w:tc>
+        <w:tc>
+          <w:tcPr>
+            <w:tcW w:type="dxa" w:w="3099"/>
+            <w:vAlign w:val="center"/>
+            <w:shd w:fill="F5F6F5"/>
+            <w:tcMar>
+              <w:top w:w="100" w:type="dxa"/>
+              <w:left w:w="100" w:type="dxa"/>
+              <w:bottom w:w="100" w:type="dxa"/>
+              <w:right w:w="100" w:type="dxa"/>
+            </w:tcMar>
+          </w:tcPr>
+          <w:p>
+            <w:pPr>
+              <w:spacing w:after="0"/>
+              <w:ind w:firstLine="0"/>
+            </w:pPr>
+            <w:r>
+              <w:rPr>
+                <w:b w:val="0"/>
+                <w:color w:val="222222"/>
+                <w:sz w:val="17"/>
+              </w:rPr>
+              <w:t>队友是否重新分配警戒</w:t>
+            </w:r>
+          </w:p>
+        </w:tc>
+      </w:tr>
+      <w:tr>
+        <w:tc>
+          <w:tcPr>
+            <w:tcW w:type="dxa" w:w="3099"/>
+            <w:vAlign w:val="center"/>
+            <w:shd w:fill="F5F6F5"/>
+            <w:tcMar>
+              <w:top w:w="100" w:type="dxa"/>
+              <w:left w:w="100" w:type="dxa"/>
+              <w:bottom w:w="100" w:type="dxa"/>
+              <w:right w:w="100" w:type="dxa"/>
+            </w:tcMar>
+          </w:tcPr>
+          <w:p>
+            <w:pPr>
+              <w:spacing w:after="0"/>
+              <w:ind w:firstLine="0"/>
+            </w:pPr>
+            <w:r>
+              <w:rPr>
+                <w:b w:val="0"/>
+                <w:color w:val="222222"/>
+                <w:sz w:val="17"/>
+              </w:rPr>
+              <w:t>进点跟进</w:t>
+            </w:r>
+          </w:p>
+        </w:tc>
+        <w:tc>
+          <w:tcPr>
+            <w:tcW w:type="dxa" w:w="3099"/>
+            <w:vAlign w:val="center"/>
+            <w:shd w:fill="F5F6F5"/>
+            <w:tcMar>
+              <w:top w:w="100" w:type="dxa"/>
+              <w:left w:w="100" w:type="dxa"/>
+              <w:bottom w:w="100" w:type="dxa"/>
+              <w:right w:w="100" w:type="dxa"/>
+            </w:tcMar>
+          </w:tcPr>
+          <w:p>
+            <w:pPr>
+              <w:spacing w:after="0"/>
+              <w:ind w:firstLine="0"/>
+            </w:pPr>
+            <w:r>
+              <w:rPr>
+                <w:b w:val="0"/>
+                <w:color w:val="222222"/>
+                <w:sz w:val="17"/>
+              </w:rPr>
+              <w:t>窗口内到位 / 窗口后到位</w:t>
+            </w:r>
+          </w:p>
+        </w:tc>
+        <w:tc>
+          <w:tcPr>
+            <w:tcW w:type="dxa" w:w="3099"/>
+            <w:vAlign w:val="center"/>
+            <w:shd w:fill="F5F6F5"/>
+            <w:tcMar>
+              <w:top w:w="100" w:type="dxa"/>
+              <w:left w:w="100" w:type="dxa"/>
+              <w:bottom w:w="100" w:type="dxa"/>
+              <w:right w:w="100" w:type="dxa"/>
+            </w:tcMar>
+          </w:tcPr>
+          <w:p>
+            <w:pPr>
+              <w:spacing w:after="0"/>
+              <w:ind w:firstLine="0"/>
+            </w:pPr>
+            <w:r>
+              <w:rPr>
+                <w:b w:val="0"/>
+                <w:color w:val="222222"/>
+                <w:sz w:val="17"/>
+              </w:rPr>
+              <w:t>第二人有无有效补枪条件</w:t>
+            </w:r>
+          </w:p>
+        </w:tc>
+      </w:tr>
+    </w:tbl>
+    <w:p/>
+    <w:p>
+      <w:r>
+        <w:t>能写出对照条件和预期反馈，才说明已经把“技能有战术价值”推进到了可检查的理解。</w:t>
+      </w:r>
+    </w:p>
+    <w:p>
+      <w:pPr>
+        <w:spacing w:line="264" w:lineRule="auto"/>
+        <w:ind w:firstLine="0"/>
+        <w:jc w:val="center"/>
+      </w:pPr>
+      <w:r>
+        <w:t>来源：V3、V4、V5、V6</w:t>
+      </w:r>
+    </w:p>
+    <w:p>
+      <w:pPr>
+        <w:pStyle w:val="Heading1"/>
+      </w:pPr>
+      <w:r>
+        <w:t>16 分析结论与资料索引</w:t>
+      </w:r>
+    </w:p>
+    <w:p>
+      <w:r>
+        <w:t>四个技能形成的不是必胜连招，而是一组需要持续检查的条件：信息是否还可信、枪线是否被处理、队友是否来得及跟进。</w:t>
+      </w:r>
+    </w:p>
+    <w:p>
+      <w:pPr>
+        <w:pStyle w:val="Heading2"/>
+      </w:pPr>
+      <w:r>
+        <w:t>可以带走的判断</w:t>
+      </w:r>
+    </w:p>
+    <w:p>
+      <w:r>
+        <w:t>一次进点失败，不一定是技能交少了。也可能是几段效果没有重叠，或团队把局部信息误当成整体安全。拆输入、判定、反馈、后续行动，能够把这些原因逐项分开。</w:t>
+      </w:r>
+    </w:p>
+    <w:p>
+      <w:pPr>
+        <w:pStyle w:val="Heading2"/>
+      </w:pPr>
+      <w:r>
+        <w:t>仍缺的证据</w:t>
+      </w:r>
+    </w:p>
+    <w:p>
+      <w:r>
+        <w:t>本文尚无真实对局录像逐帧复盘，不能评价某套组合的胜率，也不能证明某玩家操作错误。图中的位置和秒数是解释模型。面试时应把规则事实、历史改动与推演明确区分。</w:t>
+      </w:r>
+    </w:p>
+    <w:p>
+      <w:pPr>
+        <w:pStyle w:val="Heading2"/>
+      </w:pPr>
+      <w:r>
+        <w:t>知识库使用记录</w:t>
+      </w:r>
+    </w:p>
+    <w:p>
+      <w:r>
+        <w:t>按需参考 00-方法论中的输入/处理/输出与异常边界，以及 01-战斗系统中的前瞻决策、反馈与风险收益。没有遍历案例库，也没有把其他类型游戏的数值套到战术射击。</w:t>
+      </w:r>
+    </w:p>
+    <w:p>
+      <w:r>
+        <w:t>图表：官方资料 / 历史改动不充当现行参数</w:t>
+      </w:r>
+    </w:p>
+    <w:p>
+      <w:r>
+        <w:t>最重要的区分：技能释放成功、队伍形成优势、最终赢下交战，是三个需要分别解释的结果。</w:t>
+      </w:r>
+    </w:p>
+    <w:p>
+      <w:pPr>
+        <w:spacing w:line="264" w:lineRule="auto"/>
+        <w:ind w:firstLine="0"/>
+        <w:jc w:val="center"/>
+      </w:pPr>
+      <w:r>
+        <w:t>来源：V1、V2、V3、V4、V5、V6、V7、V8、V9</w:t>
       </w:r>
     </w:p>
     <w:sectPr>
       <w:footerReference w:type="default" r:id="rId9"/>
       <w:pgSz w:w="11906" w:h="16838"/>
-      <w:pgMar w:top="1247" w:right="1361" w:bottom="1247" w:left="1361" w:header="720" w:footer="720" w:gutter="0"/>
+      <w:pgMar w:top="1077" w:right="1304" w:bottom="1077" w:left="1304" w:header="720" w:footer="720" w:gutter="0"/>
       <w:cols w:space="720"/>
       <w:docGrid w:linePitch="360"/>
     </w:sectPr>
@@ -515,7 +4613,6 @@
   <w:p>
     <w:pPr>
       <w:pStyle w:val="Footer"/>
-      <w:ind w:firstLine="0"/>
       <w:jc w:val="center"/>
     </w:pPr>
     <w:fldSimple w:instr="PAGE"/>
@@ -888,13 +4985,13 @@
     <w:rsid w:val="00FC693F"/>
     <w:pPr>
       <w:widowControl/>
-      <w:spacing w:line="360" w:lineRule="auto" w:after="140"/>
-      <w:ind w:firstLine="440"/>
+      <w:spacing w:line="348" w:lineRule="auto" w:after="120"/>
+      <w:ind w:firstLine="420"/>
     </w:pPr>
     <w:rPr>
       <w:rFonts w:ascii="Times New Roman" w:hAnsi="Times New Roman" w:eastAsia="宋体"/>
       <w:color w:val="000000"/>
-      <w:sz w:val="22"/>
+      <w:sz w:val="21"/>
     </w:rPr>
   </w:style>
   <w:style w:type="paragraph" w:styleId="Header">
@@ -952,7 +5049,7 @@
     <w:pPr>
       <w:keepNext/>
       <w:keepLines/>
-      <w:spacing w:before="280" w:after="160"/>
+      <w:spacing w:before="300" w:after="140"/>
       <w:ind w:firstLine="0"/>
       <w:outlineLvl w:val="0"/>
     </w:pPr>
@@ -961,7 +5058,7 @@
       <w:b/>
       <w:bCs/>
       <w:color w:val="000000"/>
-      <w:sz w:val="30"/>
+      <w:sz w:val="32"/>
       <w:szCs w:val="28"/>
     </w:rPr>
   </w:style>
@@ -977,7 +5074,7 @@
     <w:pPr>
       <w:keepNext/>
       <w:keepLines/>
-      <w:spacing w:before="280" w:after="160"/>
+      <w:spacing w:before="300" w:after="140"/>
       <w:ind w:firstLine="0"/>
       <w:outlineLvl w:val="1"/>
     </w:pPr>
@@ -986,7 +5083,7 @@
       <w:b/>
       <w:bCs/>
       <w:color w:val="000000"/>
-      <w:sz w:val="24"/>
+      <w:sz w:val="25"/>
       <w:szCs w:val="26"/>
     </w:rPr>
   </w:style>
@@ -1240,9 +5337,7 @@
     <w:qFormat/>
     <w:rsid w:val="00FC693F"/>
     <w:pPr>
-      <w:keepNext/>
-      <w:spacing w:after="160" w:line="240" w:lineRule="auto" w:before="0"/>
-      <w:ind w:firstLine="0"/>
+      <w:spacing w:after="300" w:line="240" w:lineRule="auto"/>
       <w:contextualSpacing/>
     </w:pPr>
     <w:rPr>
@@ -1250,7 +5345,7 @@
       <w:color w:val="000000"/>
       <w:spacing w:val="5"/>
       <w:kern w:val="28"/>
-      <w:sz w:val="40"/>
+      <w:sz w:val="48"/>
       <w:szCs w:val="52"/>
     </w:rPr>
   </w:style>
@@ -1688,10 +5783,9 @@
       <w:spacing w:line="240" w:lineRule="auto"/>
     </w:pPr>
     <w:rPr>
-      <w:rFonts w:ascii="Times New Roman" w:hAnsi="Times New Roman" w:eastAsia="黑体"/>
       <w:b/>
       <w:bCs/>
-      <w:color w:val="000000"/>
+      <w:color w:val="4F81BD" w:themeColor="accent1"/>
       <w:sz w:val="18"/>
       <w:szCs w:val="18"/>
     </w:rPr>
